--- a/Supplementary_reorganized.docx
+++ b/Supplementary_reorganized.docx
@@ -845,17 +845,6 @@
       </w:pPr>
       <w:r>
         <w:t>This section defines the quantities used to evaluate the simulations (Equations S1–S3) and documents the choice of velocity-selection rule (Rules A–D; Table S1 and Figures S1 and S2).</w:t>
-      </w:r>
-    </w:p>
-    <w:p>
-      <w:pPr>
-        <w:pStyle w:val="Heading2"/>
-        <w:spacing w:before="240" w:after="80"/>
-        <w:ind w:firstLine="0"/>
-        <w:jc w:val="left"/>
-      </w:pPr>
-      <w:r>
-        <w:t>S1.1 Corrosion rate</w:t>
       </w:r>
     </w:p>
     <w:p>
@@ -1252,19 +1241,6 @@
     </w:p>
     <w:p>
       <w:pPr>
-        <w:pStyle w:val="Heading2"/>
-        <w:tabs>
-          <w:tab w:val="right" w:pos="9360"/>
-        </w:tabs>
-        <w:spacing w:before="240" w:after="80"/>
-        <w:ind w:firstLine="0"/>
-      </w:pPr>
-      <w:r>
-        <w:t>S1.2 pH</w:t>
-      </w:r>
-    </w:p>
-    <w:p>
-      <w:pPr>
         <w:pStyle w:val="BodyText"/>
         <w:keepNext w:val="0"/>
         <w:tabs>
@@ -1507,22 +1483,6 @@
       </w:r>
       <w:r>
         <w:t>is the hydroxide ion concentration in the electrolyte.</w:t>
-      </w:r>
-    </w:p>
-    <w:p>
-      <w:pPr>
-        <w:pStyle w:val="Heading2"/>
-        <w:tabs>
-          <w:tab w:val="right" w:pos="9360"/>
-        </w:tabs>
-        <w:spacing w:before="240" w:after="80"/>
-        <w:ind w:firstLine="0"/>
-        <w:rPr>
-          <w:rFonts w:cs="Times New Roman"/>
-        </w:rPr>
-      </w:pPr>
-      <w:r>
-        <w:t>S1.3 Damköhler number</w:t>
       </w:r>
     </w:p>
     <w:p>
@@ -2280,14 +2240,6 @@
     </w:p>
     <w:p>
       <w:pPr>
-        <w:pStyle w:val="Heading2"/>
-      </w:pPr>
-      <w:r>
-        <w:t>S1.4 Velocity-selection rule</w:t>
-      </w:r>
-    </w:p>
-    <w:p>
-      <w:pPr>
         <w:pStyle w:val="BodyText"/>
         <w:spacing w:before="0" w:after="120" w:line="276" w:lineRule="auto"/>
         <w:ind w:firstLine="0"/>
@@ -4243,14 +4195,6 @@
     </w:p>
     <w:p>
       <w:pPr>
-        <w:pStyle w:val="Heading2"/>
-      </w:pPr>
-      <w:r>
-        <w:t>S2.1 Meshing workflow</w:t>
-      </w:r>
-    </w:p>
-    <w:p>
-      <w:pPr>
         <w:pStyle w:val="BodyText"/>
         <w:spacing w:before="0" w:after="120" w:line="276" w:lineRule="auto"/>
         <w:ind w:firstLine="0"/>
@@ -4464,14 +4408,6 @@
     </w:p>
     <w:p>
       <w:pPr>
-        <w:pStyle w:val="Heading2"/>
-      </w:pPr>
-      <w:r>
-        <w:t>S2.2 Mesh convergence</w:t>
-      </w:r>
-    </w:p>
-    <w:p>
-      <w:pPr>
         <w:pStyle w:val="BodyText"/>
         <w:spacing w:before="0" w:after="120" w:line="276" w:lineRule="auto"/>
         <w:ind w:firstLine="0"/>
@@ -6563,14 +6499,6 @@
           <w:szCs w:val="20"/>
         </w:rPr>
         <w:t>Mesh convergence analysis showing (a) predicted mass loss and (b) relative error as a function of mesh density. Predictions converged with mesh refinement, with &lt;1% error for the final mesh.</w:t>
-      </w:r>
-    </w:p>
-    <w:p>
-      <w:pPr>
-        <w:pStyle w:val="Heading2"/>
-      </w:pPr>
-      <w:r>
-        <w:t>S2.3 Computational geometries</w:t>
       </w:r>
     </w:p>
     <w:p>
@@ -11564,14 +11492,6 @@
       </w:pPr>
       <w:r>
         <w:t>S4. Sensitivity analysis</w:t>
-      </w:r>
-    </w:p>
-    <w:p>
-      <w:pPr>
-        <w:pStyle w:val="Heading2"/>
-      </w:pPr>
-      <w:r>
-        <w:t>S4.1 Parameters and design</w:t>
       </w:r>
     </w:p>
     <w:p>
@@ -14594,15 +14514,6 @@
     </w:tbl>
     <w:p>
       <w:pPr>
-        <w:pStyle w:val="Heading2"/>
-        <w:spacing w:before="280"/>
-      </w:pPr>
-      <w:r>
-        <w:t>S4.2 Time-dependent sensitivity</w:t>
-      </w:r>
-    </w:p>
-    <w:p>
-      <w:pPr>
         <w:pStyle w:val="BodyText"/>
         <w:spacing w:before="0" w:after="120" w:line="276" w:lineRule="auto"/>
         <w:ind w:firstLine="0"/>
@@ -14828,14 +14739,6 @@
       </w:pPr>
       <w:r>
         <w:t>S5. Bayesian calibration and validation</w:t>
-      </w:r>
-    </w:p>
-    <w:p>
-      <w:pPr>
-        <w:pStyle w:val="Heading2"/>
-      </w:pPr>
-      <w:r>
-        <w:t>S5.1 Calibration objective and data</w:t>
       </w:r>
     </w:p>
     <w:p>
@@ -15958,15 +15861,6 @@
     </w:tbl>
     <w:p>
       <w:pPr>
-        <w:pStyle w:val="Heading2"/>
-        <w:spacing w:before="280"/>
-      </w:pPr>
-      <w:r>
-        <w:t>S5.2 Validation and calibration results</w:t>
-      </w:r>
-    </w:p>
-    <w:p>
-      <w:pPr>
         <w:pStyle w:val="BodyText"/>
         <w:spacing w:before="0" w:after="120" w:line="276" w:lineRule="auto"/>
         <w:ind w:firstLine="0"/>
@@ -18644,14 +18538,6 @@
           <w:szCs w:val="20"/>
         </w:rPr>
         <w:t>.</w:t>
-      </w:r>
-    </w:p>
-    <w:p>
-      <w:pPr>
-        <w:pStyle w:val="Heading2"/>
-      </w:pPr>
-      <w:r>
-        <w:t>S5.3 Optimizer settings</w:t>
       </w:r>
     </w:p>
     <w:p>
@@ -20116,14 +20002,6 @@
     </w:p>
     <w:p>
       <w:pPr>
-        <w:pStyle w:val="Heading2"/>
-      </w:pPr>
-      <w:r>
-        <w:t>S7.1 Stent cross-section</w:t>
-      </w:r>
-    </w:p>
-    <w:p>
-      <w:pPr>
         <w:pStyle w:val="BodyText"/>
         <w:keepNext/>
         <w:spacing w:before="200" w:after="0" w:line="240" w:lineRule="auto"/>
@@ -20321,14 +20199,6 @@
           <w:szCs w:val="20"/>
         </w:rPr>
         <w:t xml:space="preserve"> h of immersion.</w:t>
-      </w:r>
-    </w:p>
-    <w:p>
-      <w:pPr>
-        <w:pStyle w:val="Heading2"/>
-      </w:pPr>
-      <w:r>
-        <w:t>S7.2 Controlled geometric studies</w:t>
       </w:r>
     </w:p>
     <w:p>
@@ -24238,7 +24108,7 @@
     <w:pPr>
       <w:keepNext/>
       <w:keepLines/>
-      <w:spacing w:before="360" w:after="120"/>
+      <w:spacing w:before="320" w:after="120"/>
       <w:ind w:left="432" w:hanging="432"/>
       <w:jc w:val="left"/>
       <w:outlineLvl w:val="0"/>
@@ -24248,7 +24118,7 @@
       <w:b/>
       <w:i w:val="0"/>
       <w:color w:val="000000"/>
-      <w:sz w:val="28"/>
+      <w:sz w:val="24"/>
       <w:szCs w:val="40"/>
     </w:rPr>
   </w:style>

--- a/Supplementary_reorganized.docx
+++ b/Supplementary_reorganized.docx
@@ -39,7 +39,7 @@
       <w:pPr>
         <w:keepNext/>
         <w:keepLines/>
-        <w:spacing w:before="240" w:after="240"/>
+        <w:spacing w:before="240" w:after="120"/>
         <w:ind w:firstLine="0"/>
         <w:contextualSpacing/>
         <w:jc w:val="center"/>
@@ -50,190 +50,112 @@
         </w:rPr>
       </w:pPr>
       <w:r>
-        <w:rPr>
-          <w:rFonts w:cs="Times New Roman"/>
+        <w:rPr/>
+        <w:t>Henaka Ariyarathna, Xuan Yang, Aijun Huang, Yunlong Tang</w:t>
+      </w:r>
+      <w:r>
+        <w:rPr>
+          <w:vertAlign w:val="superscript"/>
+        </w:rPr>
+        <w:t>*</w:t>
+      </w:r>
+      <w:r>
+        <w:rPr/>
+        <w:t>, Yuman Zhu</w:t>
+      </w:r>
+      <w:r>
+        <w:rPr>
+          <w:vertAlign w:val="superscript"/>
+        </w:rPr>
+        <w:t>*</w:t>
+      </w:r>
+    </w:p>
+    <w:p>
+      <w:pPr>
+        <w:spacing w:after="0" w:before="0"/>
+        <w:jc w:val="center"/>
+      </w:pPr>
+      <w:r>
+        <w:rPr>
           <w:i/>
-          <w:iCs/>
-        </w:rPr>
-        <w:t>Henaka Ariyarathna</w:t>
-      </w:r>
-      <m:oMath>
-        <m:sSup>
-          <m:sSupPr>
-            <m:ctrlPr>
-              <w:rPr>
-                <w:rFonts w:ascii="Cambria Math" w:hAnsi="Cambria Math" w:cs="Times New Roman"/>
-                <w:i/>
-                <w:iCs/>
-              </w:rPr>
-            </m:ctrlPr>
-          </m:sSupPr>
-          <m:e>
-            <m:r>
-              <w:rPr>
-                <w:rFonts w:ascii="Cambria Math" w:hAnsi="Cambria Math" w:cs="Times New Roman"/>
-              </w:rPr>
-              <m:t>​</m:t>
-            </m:r>
-          </m:e>
-          <m:sup>
-            <m:r>
-              <w:rPr>
-                <w:rFonts w:ascii="Cambria Math" w:hAnsi="Cambria Math" w:cs="Times New Roman"/>
-              </w:rPr>
-              <m:t>a,b</m:t>
-            </m:r>
-          </m:sup>
-        </m:sSup>
-      </m:oMath>
-      <w:r>
-        <w:rPr>
-          <w:rFonts w:cs="Times New Roman"/>
+          <w:sz w:val="20"/>
+        </w:rPr>
+        <w:t>H. Ariyarathna, X. Yang, A. Huang, Y. Tang, Y. Zhu</w:t>
+      </w:r>
+    </w:p>
+    <w:p>
+      <w:pPr>
+        <w:spacing w:after="80" w:before="0"/>
+        <w:jc w:val="center"/>
+      </w:pPr>
+      <w:r>
+        <w:rPr>
+          <w:sz w:val="20"/>
+        </w:rPr>
+        <w:t>Monash Centre for Additive Manufacturing, Monash University, Wellington Rd, Clayton, VIC 3800, Australia</w:t>
+      </w:r>
+    </w:p>
+    <w:p>
+      <w:pPr>
+        <w:spacing w:after="0" w:before="0"/>
+        <w:jc w:val="center"/>
+      </w:pPr>
+      <w:r>
+        <w:rPr>
           <w:i/>
-          <w:iCs/>
-        </w:rPr>
-        <w:t>, Xuan Yang</w:t>
-      </w:r>
-      <m:oMath>
-        <m:sSup>
-          <m:sSupPr>
-            <m:ctrlPr>
-              <w:rPr>
-                <w:rFonts w:ascii="Cambria Math" w:hAnsi="Cambria Math" w:cs="Times New Roman"/>
-                <w:i/>
-                <w:iCs/>
-              </w:rPr>
-            </m:ctrlPr>
-          </m:sSupPr>
-          <m:e>
-            <m:r>
-              <w:rPr>
-                <w:rFonts w:ascii="Cambria Math" w:hAnsi="Cambria Math" w:cs="Times New Roman"/>
-              </w:rPr>
-              <m:t>​</m:t>
-            </m:r>
-          </m:e>
-          <m:sup>
-            <m:r>
-              <w:rPr>
-                <w:rFonts w:ascii="Cambria Math" w:hAnsi="Cambria Math" w:cs="Times New Roman"/>
-              </w:rPr>
-              <m:t>a,b</m:t>
-            </m:r>
-          </m:sup>
-        </m:sSup>
-      </m:oMath>
-      <w:r>
-        <w:rPr>
-          <w:rFonts w:cs="Times New Roman"/>
+          <w:sz w:val="20"/>
+        </w:rPr>
+        <w:t>H. Ariyarathna, X. Yang, A. Huang, Y. Tang</w:t>
+      </w:r>
+    </w:p>
+    <w:p>
+      <w:pPr>
+        <w:spacing w:after="80" w:before="0"/>
+        <w:jc w:val="center"/>
+      </w:pPr>
+      <w:r>
+        <w:rPr>
+          <w:sz w:val="20"/>
+        </w:rPr>
+        <w:t>Department of Materials Science and Engineering, Monash University, Wellington Rd, Clayton, VIC 3800, Australia</w:t>
+      </w:r>
+    </w:p>
+    <w:p>
+      <w:pPr>
+        <w:spacing w:after="0" w:before="0"/>
+        <w:jc w:val="center"/>
+      </w:pPr>
+      <w:r>
+        <w:rPr>
           <w:i/>
-          <w:iCs/>
-        </w:rPr>
-        <w:t>, Aijun Huang</w:t>
-      </w:r>
-      <m:oMath>
-        <m:sSup>
-          <m:sSupPr>
-            <m:ctrlPr>
-              <w:rPr>
-                <w:rFonts w:ascii="Cambria Math" w:hAnsi="Cambria Math" w:cs="Times New Roman"/>
-                <w:i/>
-                <w:iCs/>
-              </w:rPr>
-            </m:ctrlPr>
-          </m:sSupPr>
-          <m:e>
-            <m:r>
-              <w:rPr>
-                <w:rFonts w:ascii="Cambria Math" w:hAnsi="Cambria Math" w:cs="Times New Roman"/>
-              </w:rPr>
-              <m:t>​</m:t>
-            </m:r>
-          </m:e>
-          <m:sup>
-            <m:r>
-              <w:rPr>
-                <w:rFonts w:ascii="Cambria Math" w:hAnsi="Cambria Math" w:cs="Times New Roman"/>
-              </w:rPr>
-              <m:t>a,b,c</m:t>
-            </m:r>
-          </m:sup>
-        </m:sSup>
-      </m:oMath>
-      <w:r>
-        <w:rPr>
-          <w:rFonts w:cs="Times New Roman"/>
-          <w:i/>
-          <w:iCs/>
-        </w:rPr>
-        <w:t>, Yunlong Tang</w:t>
-      </w:r>
-      <m:oMath>
-        <m:sSup>
-          <m:sSupPr>
-            <m:ctrlPr>
-              <w:rPr>
-                <w:rFonts w:ascii="Cambria Math" w:hAnsi="Cambria Math" w:cs="Times New Roman"/>
-                <w:i/>
-                <w:iCs/>
-              </w:rPr>
-            </m:ctrlPr>
-          </m:sSupPr>
-          <m:e>
-            <m:r>
-              <w:rPr>
-                <w:rFonts w:ascii="Cambria Math" w:hAnsi="Cambria Math" w:cs="Times New Roman"/>
-              </w:rPr>
-              <m:t>​</m:t>
-            </m:r>
-          </m:e>
-          <m:sup>
-            <m:r>
-              <w:rPr>
-                <w:rFonts w:ascii="Cambria Math" w:hAnsi="Cambria Math" w:cs="Times New Roman"/>
-              </w:rPr>
-              <m:t>*</m:t>
-            </m:r>
-          </m:sup>
-        </m:sSup>
-      </m:oMath>
-      <w:r>
-        <w:rPr>
-          <w:rFonts w:cs="Times New Roman"/>
-          <w:i/>
-          <w:iCs/>
-        </w:rPr>
-        <w:t>, Yuman Zhu</w:t>
-      </w:r>
-      <m:oMath>
-        <m:sSup>
-          <m:sSupPr>
-            <m:ctrlPr>
-              <w:rPr>
-                <w:rFonts w:ascii="Cambria Math" w:hAnsi="Cambria Math" w:cs="Times New Roman"/>
-                <w:i/>
-                <w:iCs/>
-              </w:rPr>
-            </m:ctrlPr>
-          </m:sSupPr>
-          <m:e>
-            <m:r>
-              <w:rPr>
-                <w:rFonts w:ascii="Cambria Math" w:hAnsi="Cambria Math" w:cs="Times New Roman"/>
-              </w:rPr>
-              <m:t>​</m:t>
-            </m:r>
-          </m:e>
-          <m:sup>
-            <m:r>
-              <w:rPr>
-                <w:rFonts w:ascii="Cambria Math" w:hAnsi="Cambria Math" w:cs="Times New Roman"/>
-              </w:rPr>
-              <m:t>*</m:t>
-            </m:r>
-          </m:sup>
-        </m:sSup>
-      </m:oMath>
+          <w:sz w:val="20"/>
+        </w:rPr>
+        <w:t>A. Huang, Y. Tang, Y. Zhu</w:t>
+      </w:r>
+    </w:p>
+    <w:p>
+      <w:pPr>
+        <w:spacing w:after="80" w:before="0"/>
+        <w:jc w:val="center"/>
+      </w:pPr>
+      <w:r>
+        <w:rPr>
+          <w:sz w:val="20"/>
+        </w:rPr>
+        <w:t>Department of Mechanical and Aerospace Engineering, Monash University, Wellington Rd, Clayton, VIC 3800, Australia</w:t>
+      </w:r>
+    </w:p>
+    <w:p>
+      <w:pPr>
+        <w:spacing w:after="240" w:before="0"/>
+        <w:jc w:val="center"/>
+      </w:pPr>
+      <w:r>
+        <w:rPr>
+          <w:sz w:val="20"/>
+        </w:rPr>
+        <w:t>*Correspondence: Yunlong.Tang1@monash.edu, yuman.zhu@monash.edu</w:t>
+      </w:r>
     </w:p>
     <w:p>
       <w:pPr>
@@ -3477,7 +3399,7 @@
           <w:sz w:val="20"/>
           <w:szCs w:val="20"/>
         </w:rPr>
-        <w:t>V</w:t>
+        <w:t>v</w:t>
       </w:r>
       <w:r>
         <w:rPr>
@@ -3502,7 +3424,7 @@
           <w:sz w:val="20"/>
           <w:szCs w:val="20"/>
         </w:rPr>
-        <w:t>V</w:t>
+        <w:t>v</w:t>
       </w:r>
       <w:r>
         <w:rPr>
@@ -3527,7 +3449,7 @@
           <w:sz w:val="20"/>
           <w:szCs w:val="20"/>
         </w:rPr>
-        <w:t>V</w:t>
+        <w:t>v</w:t>
       </w:r>
       <w:r>
         <w:rPr>
@@ -4205,6 +4127,18 @@
       </w:r>
       <w:r>
         <w:t xml:space="preserve"> </w:t>
+      </w:r>
+    </w:p>
+    <w:p>
+      <w:pPr>
+        <w:pStyle w:val="BodyText"/>
+        <w:keepNext/>
+        <w:spacing w:before="0" w:after="120" w:line="276" w:lineRule="auto"/>
+        <w:ind w:firstLine="0"/>
+        <w:jc w:val="both"/>
+      </w:pPr>
+      <w:r>
+        <w:t>Mesh convergence was assessed from the relative error of the predicted mass loss with respect to the reference mesh:</w:t>
       </w:r>
     </w:p>
     <w:p>
@@ -4655,7 +4589,7 @@
                 <w:szCs w:val="20"/>
                 <w:lang w:eastAsia="en-US"/>
               </w:rPr>
-              <w:t>Mass Loss (%)</w:t>
+              <w:t>Mass loss (%)</w:t>
             </w:r>
           </w:p>
         </w:tc>
@@ -4691,7 +4625,7 @@
                 <w:szCs w:val="20"/>
                 <w:lang w:eastAsia="en-US"/>
               </w:rPr>
-              <w:t>Relative Error (%)</w:t>
+              <w:t>Relative error (%)</w:t>
             </w:r>
           </w:p>
         </w:tc>
@@ -4726,7 +4660,7 @@
                 <w:szCs w:val="20"/>
                 <w:lang w:eastAsia="en-US"/>
               </w:rPr>
-              <w:t>L1(Very Low)</w:t>
+              <w:t>L1 (Very Low)</w:t>
             </w:r>
           </w:p>
         </w:tc>
@@ -4756,7 +4690,7 @@
                 <w:szCs w:val="20"/>
                 <w:lang w:eastAsia="en-US"/>
               </w:rPr>
-              <w:t>182768</w:t>
+              <w:t>182,768</w:t>
             </w:r>
           </w:p>
         </w:tc>
@@ -4851,7 +4785,7 @@
                 <w:szCs w:val="20"/>
                 <w:lang w:eastAsia="en-US"/>
               </w:rPr>
-              <w:t>L2(Low)</w:t>
+              <w:t>L2 (Low)</w:t>
             </w:r>
           </w:p>
         </w:tc>
@@ -4881,7 +4815,7 @@
                 <w:szCs w:val="20"/>
                 <w:lang w:eastAsia="en-US"/>
               </w:rPr>
-              <w:t>802365</w:t>
+              <w:t>802,365</w:t>
             </w:r>
           </w:p>
         </w:tc>
@@ -4976,7 +4910,7 @@
                 <w:szCs w:val="20"/>
                 <w:lang w:eastAsia="en-US"/>
               </w:rPr>
-              <w:t>L3(Medium)</w:t>
+              <w:t>L3 (Medium)</w:t>
             </w:r>
           </w:p>
         </w:tc>
@@ -5006,7 +4940,7 @@
                 <w:szCs w:val="20"/>
                 <w:lang w:eastAsia="en-US"/>
               </w:rPr>
-              <w:t>3454723</w:t>
+              <w:t>3,454,723</w:t>
             </w:r>
           </w:p>
         </w:tc>
@@ -5101,7 +5035,7 @@
                 <w:szCs w:val="20"/>
                 <w:lang w:eastAsia="en-US"/>
               </w:rPr>
-              <w:t>L4(High)</w:t>
+              <w:t>L4 (High)</w:t>
             </w:r>
           </w:p>
         </w:tc>
@@ -5131,7 +5065,7 @@
                 <w:szCs w:val="20"/>
                 <w:lang w:eastAsia="en-US"/>
               </w:rPr>
-              <w:t>4990080</w:t>
+              <w:t>4,990,080</w:t>
             </w:r>
           </w:p>
         </w:tc>
@@ -5226,7 +5160,7 @@
                 <w:szCs w:val="20"/>
                 <w:lang w:eastAsia="en-US"/>
               </w:rPr>
-              <w:t>L5(Very High)</w:t>
+              <w:t>L5 (Very High)</w:t>
             </w:r>
           </w:p>
         </w:tc>
@@ -5256,7 +5190,7 @@
                 <w:szCs w:val="20"/>
                 <w:lang w:eastAsia="en-US"/>
               </w:rPr>
-              <w:t>11958220</w:t>
+              <w:t>11,958,220</w:t>
             </w:r>
           </w:p>
         </w:tc>
@@ -5316,7 +5250,7 @@
                 <w:szCs w:val="20"/>
                 <w:lang w:eastAsia="en-US"/>
               </w:rPr>
-              <w:t>9</w:t>
+              <w:t>9.0</w:t>
             </w:r>
           </w:p>
         </w:tc>
@@ -5351,7 +5285,7 @@
                 <w:szCs w:val="20"/>
                 <w:lang w:eastAsia="en-US"/>
               </w:rPr>
-              <w:t>L6(Ultra High)</w:t>
+              <w:t>L6 (Ultra High)</w:t>
             </w:r>
           </w:p>
         </w:tc>
@@ -5381,7 +5315,7 @@
                 <w:szCs w:val="20"/>
                 <w:lang w:eastAsia="en-US"/>
               </w:rPr>
-              <w:t>18864900</w:t>
+              <w:t>18,864,900</w:t>
             </w:r>
           </w:p>
         </w:tc>
@@ -5516,7 +5450,7 @@
                 <w:szCs w:val="20"/>
                 <w:lang w:eastAsia="en-US"/>
               </w:rPr>
-              <w:t>245850</w:t>
+              <w:t>245,850</w:t>
             </w:r>
           </w:p>
         </w:tc>
@@ -5733,7 +5667,7 @@
                 <w:szCs w:val="20"/>
                 <w:lang w:eastAsia="en-US"/>
               </w:rPr>
-              <w:t>Mesh Type</w:t>
+              <w:t>Mesh type</w:t>
             </w:r>
           </w:p>
         </w:tc>
@@ -5805,7 +5739,7 @@
                 <w:szCs w:val="20"/>
                 <w:lang w:eastAsia="en-US"/>
               </w:rPr>
-              <w:t>Mass Loss (%)</w:t>
+              <w:t>Mass loss (%)</w:t>
             </w:r>
           </w:p>
         </w:tc>
@@ -5841,7 +5775,7 @@
                 <w:szCs w:val="20"/>
                 <w:lang w:eastAsia="en-US"/>
               </w:rPr>
-              <w:t>Error vs. Ref (%)</w:t>
+              <w:t>Error vs. reference (%)</w:t>
             </w:r>
           </w:p>
         </w:tc>
@@ -5942,7 +5876,7 @@
                 <w:szCs w:val="20"/>
                 <w:lang w:eastAsia="en-US"/>
               </w:rPr>
-              <w:t>799520</w:t>
+              <w:t>799,520</w:t>
             </w:r>
           </w:p>
         </w:tc>
@@ -6097,7 +6031,7 @@
                 <w:szCs w:val="20"/>
                 <w:lang w:eastAsia="en-US"/>
               </w:rPr>
-              <w:t>802365</w:t>
+              <w:t>802,365</w:t>
             </w:r>
           </w:p>
         </w:tc>
@@ -6261,7 +6195,7 @@
                 <w:szCs w:val="20"/>
                 <w:lang w:eastAsia="en-US"/>
               </w:rPr>
-              <w:t>245850</w:t>
+              <w:t>245,850</w:t>
             </w:r>
           </w:p>
         </w:tc>
@@ -11592,7 +11526,7 @@
           <w:sz w:val="20"/>
           <w:szCs w:val="20"/>
         </w:rPr>
-        <w:t>Parameters included in the Morris sensitivity analysis</w:t>
+        <w:t xml:space="preserve">Parameters included in the Morris sensitivity analysis.</w:t>
       </w:r>
     </w:p>
     <w:tbl>
@@ -11900,7 +11834,7 @@
                 <w:szCs w:val="20"/>
                 <w:lang w:eastAsia="en-US"/>
               </w:rPr>
-              <w:t>50-200</w:t>
+              <w:t>50–200</w:t>
             </w:r>
           </w:p>
         </w:tc>
@@ -12094,7 +12028,7 @@
                 <w:szCs w:val="20"/>
                 <w:lang w:eastAsia="en-US"/>
               </w:rPr>
-              <w:t>1-50</w:t>
+              <w:t>1–50</w:t>
             </w:r>
           </w:p>
         </w:tc>
@@ -12371,7 +12305,7 @@
                 <w:szCs w:val="20"/>
                 <w:lang w:eastAsia="en-US"/>
               </w:rPr>
-              <w:t>0.1-5.0</w:t>
+              <w:t>0.1–5.0</w:t>
             </w:r>
           </w:p>
         </w:tc>
@@ -12621,7 +12555,7 @@
                 <w:szCs w:val="20"/>
                 <w:lang w:eastAsia="en-US"/>
               </w:rPr>
-              <w:t>5-20</w:t>
+              <w:t>5–20</w:t>
             </w:r>
           </w:p>
         </w:tc>
@@ -12919,7 +12853,7 @@
                     <w:szCs w:val="20"/>
                     <w:lang w:eastAsia="en-US"/>
                   </w:rPr>
-                  <m:t>X</m:t>
+                  <m:t>×</m:t>
                 </m:r>
                 <m:sSup>
                   <m:sSupPr>
@@ -13008,7 +12942,7 @@
                     <w:szCs w:val="20"/>
                     <w:lang w:eastAsia="en-US"/>
                   </w:rPr>
-                  <m:t>X</m:t>
+                  <m:t>×</m:t>
                 </m:r>
                 <m:sSup>
                   <m:sSupPr>
@@ -13270,7 +13204,7 @@
                 <w:szCs w:val="20"/>
                 <w:lang w:eastAsia="en-US"/>
               </w:rPr>
-              <w:t>1.5-5.0</w:t>
+              <w:t>1.5–5.0</w:t>
             </w:r>
           </w:p>
         </w:tc>
@@ -13504,7 +13438,7 @@
                 <w:szCs w:val="20"/>
                 <w:lang w:eastAsia="en-US"/>
               </w:rPr>
-              <w:t>5-15</w:t>
+              <w:t>5–15</w:t>
             </w:r>
           </w:p>
         </w:tc>
@@ -13738,7 +13672,7 @@
                 <w:szCs w:val="20"/>
                 <w:lang w:eastAsia="en-US"/>
               </w:rPr>
-              <w:t>15-35</w:t>
+              <w:t>15–35</w:t>
             </w:r>
           </w:p>
         </w:tc>
@@ -13936,7 +13870,7 @@
           <w:sz w:val="20"/>
           <w:szCs w:val="20"/>
         </w:rPr>
-        <w:t>Morris design settings</w:t>
+        <w:t xml:space="preserve">Morris design settings.</w:t>
       </w:r>
     </w:p>
     <w:tbl>
@@ -14755,12 +14689,13 @@
     <w:p>
       <w:pPr>
         <w:pStyle w:val="BodyText"/>
+        <w:keepNext/>
         <w:spacing w:before="0" w:after="120" w:line="276" w:lineRule="auto"/>
         <w:ind w:firstLine="0"/>
         <w:jc w:val="both"/>
       </w:pPr>
       <w:r>
-        <w:t>Table S7 lists the literature mass-loss data used for calibration.</w:t>
+        <w:t>The RMSE was calculated as:</w:t>
       </w:r>
     </w:p>
     <w:p>
@@ -15058,6 +14993,17 @@
     </w:p>
     <w:p>
       <w:pPr>
+        <w:pStyle w:val="BodyText"/>
+        <w:spacing w:before="0" w:after="120" w:line="276" w:lineRule="auto"/>
+        <w:ind w:firstLine="0"/>
+        <w:jc w:val="both"/>
+      </w:pPr>
+      <w:r>
+        <w:t>Table S7 lists the literature mass-loss data used for calibration.</w:t>
+      </w:r>
+    </w:p>
+    <w:p>
+      <w:pPr>
         <w:pStyle w:val="Captions"/>
         <w:keepNext/>
         <w:spacing w:line="240" w:lineRule="auto" w:before="200" w:after="80"/>
@@ -15167,7 +15113,7 @@
           <w:sz w:val="20"/>
           <w:szCs w:val="20"/>
         </w:rPr>
-        <w:t xml:space="preserve"> 2018)</w:t>
+        <w:t xml:space="preserve"> 2018).</w:t>
       </w:r>
     </w:p>
     <w:tbl>
@@ -15981,7 +15927,7 @@
           <w:sz w:val="20"/>
           <w:szCs w:val="20"/>
         </w:rPr>
-        <w:t xml:space="preserve"> 2018)</w:t>
+        <w:t xml:space="preserve"> 2018).</w:t>
       </w:r>
     </w:p>
     <w:tbl>
@@ -16980,7 +16926,7 @@
           <w:sz w:val="20"/>
           <w:szCs w:val="20"/>
         </w:rPr>
-        <w:t>Calibrated model validation through comparison of predicted mass loss and literature-reported mass loss for Zn degradation</w:t>
+        <w:t xml:space="preserve">Calibrated model validation through comparison of predicted mass loss and literature-reported mass loss for Zn degradation.</w:t>
       </w:r>
     </w:p>
     <w:tbl>
@@ -19283,7 +19229,7 @@
                 <w:szCs w:val="20"/>
                 <w:lang w:eastAsia="en-US"/>
               </w:rPr>
-              <w:t>Table 2</w:t>
+              <w:t>Main-text Table 2</w:t>
             </w:r>
           </w:p>
         </w:tc>
@@ -20287,7 +20233,7 @@
           <w:sz w:val="20"/>
           <w:szCs w:val="20"/>
         </w:rPr>
-        <w:t>Geometric and computational parameters of the controlled test structures used in Figure 8</w:t>
+        <w:t xml:space="preserve">Geometric and computational parameters of the controlled test structures used in main-text Figure 8.</w:t>
       </w:r>
     </w:p>
     <w:tbl>
@@ -22732,7 +22678,7 @@
           <w:sz w:val="20"/>
           <w:szCs w:val="20"/>
         </w:rPr>
-        <w:t xml:space="preserve"> surface.</w:t>
+        <w:t xml:space="preserve"> surface. CC denotes the center-to-center spacing.</w:t>
       </w:r>
     </w:p>
     <w:sectPr>

--- a/Supplementary_reorganized.docx
+++ b/Supplementary_reorganized.docx
@@ -19960,7 +19960,7 @@
         </w:rPr>
         <w:drawing>
           <wp:inline distT="0" distB="0" distL="0" distR="0" wp14:anchorId="44C6F2E3" wp14:editId="40E8B41C">
-            <wp:extent cx="5731510" cy="2677795"/>
+            <wp:extent cx="5731510" cy="2676615"/>
             <wp:effectExtent l="0" t="0" r="2540" b="8255"/>
             <wp:docPr id="14" name="Picture 14"/>
             <wp:cNvGraphicFramePr>
@@ -19991,7 +19991,7 @@
                   <pic:spPr bwMode="auto">
                     <a:xfrm>
                       <a:off x="0" y="0"/>
-                      <a:ext cx="5731510" cy="2677795"/>
+                      <a:ext cx="5731510" cy="2676615"/>
                     </a:xfrm>
                     <a:prstGeom prst="rect">
                       <a:avLst/>

--- a/Supplementary_reorganized.docx
+++ b/Supplementary_reorganized.docx
@@ -18238,7 +18238,7 @@
         </w:rPr>
         <w:drawing>
           <wp:inline distT="0" distB="0" distL="0" distR="0" wp14:anchorId="67991887" wp14:editId="2929B301">
-            <wp:extent cx="5731510" cy="3407410"/>
+            <wp:extent cx="5731510" cy="3407382"/>
             <wp:effectExtent l="0" t="0" r="2540" b="2540"/>
             <wp:docPr id="3" name="Picture 3"/>
             <wp:cNvGraphicFramePr>
@@ -18266,7 +18266,7 @@
                   <pic:spPr>
                     <a:xfrm>
                       <a:off x="0" y="0"/>
-                      <a:ext cx="5731510" cy="3407410"/>
+                      <a:ext cx="5731510" cy="3407382"/>
                     </a:xfrm>
                     <a:prstGeom prst="rect">
                       <a:avLst/>

--- a/Supplementary_reorganized.docx
+++ b/Supplementary_reorganized.docx
@@ -2174,19 +2174,19 @@
         <w:rPr>
           <w:rFonts w:cs="Times New Roman"/>
         </w:rPr>
-        <w:t xml:space="preserve">Four velocity-selection formulations were evaluated against experimental </w:t>
+        <w:t xml:space="preserve">Four velocity-selection formulations were evaluated against literature Zn degradation data</w:t>
       </w:r>
       <w:r>
         <w:rPr>
           <w:rFonts w:cs="Times New Roman"/>
         </w:rPr>
-        <w:t>Zn</w:t>
+        <w:t xml:space="preserve"/>
       </w:r>
       <w:r>
         <w:rPr>
           <w:rFonts w:cs="Times New Roman"/>
         </w:rPr>
-        <w:t xml:space="preserve"> degradation data. The candidate formulations were: </w:t>
+        <w:t xml:space="preserve">. The candidate formulations were: </w:t>
       </w:r>
     </w:p>
     <w:p>
@@ -3207,7 +3207,7 @@
           <w:sz w:val="20"/>
           <w:szCs w:val="20"/>
         </w:rPr>
-        <w:t xml:space="preserve">Experimental and predicted cumulative mass loss obtained using four velocity-selection formulations. Rule A (hard minimum) </w:t>
+        <w:t xml:space="preserve">Literature and predicted cumulative mass loss obtained using four velocity-selection formulations. Rule A (hard minimum) </w:t>
       </w:r>
       <w:r>
         <w:rPr>
@@ -3215,7 +3215,7 @@
           <w:sz w:val="20"/>
           <w:szCs w:val="20"/>
         </w:rPr>
-        <w:t>best matched</w:t>
+        <w:t xml:space="preserve">best matched the literature data</w:t>
       </w:r>
       <w:r>
         <w:rPr>
@@ -3223,7 +3223,7 @@
           <w:sz w:val="20"/>
           <w:szCs w:val="20"/>
         </w:rPr>
-        <w:t xml:space="preserve"> the experimental data (RMSE = 0.0568%) and was therefore adopted in the final model. Rules B and C </w:t>
+        <w:t xml:space="preserve"> (RMSE = 0.0568%) and was therefore adopted in the final model. Rules B and C </w:t>
       </w:r>
       <w:r>
         <w:rPr>
@@ -3589,7 +3589,7 @@
           <w:sz w:val="20"/>
           <w:szCs w:val="20"/>
         </w:rPr>
-        <w:t xml:space="preserve"> experimental mass-loss measurements and was adopted in the final model.</w:t>
+        <w:t xml:space="preserve"> literature mass-loss measurements and was adopted in the final model.</w:t>
       </w:r>
     </w:p>
     <w:tbl>
@@ -18365,7 +18365,7 @@
           <w:sz w:val="20"/>
           <w:szCs w:val="20"/>
         </w:rPr>
-        <w:t>Bayesian calibration results: (a) simulated and experimental mass loss, (b) normalized parameter trajectories, and (c–e) RMSE response surfaces for pairwise combinations of</w:t>
+        <w:t xml:space="preserve">Bayesian calibration results: (a) simulated and literature mass loss, (b) normalized parameter trajectories, and (c–e) RMSE response surfaces for pairwise combinations of</w:t>
       </w:r>
       <w:r>
         <w:rPr>

--- a/Supplementary_reorganized.docx
+++ b/Supplementary_reorganized.docx
@@ -3044,7 +3044,7 @@
         <w:rPr>
           <w:rFonts w:cs="Times New Roman"/>
         </w:rPr>
-        <w:t xml:space="preserve">The hard-minimum formulation (Rule A) produced the lowest prediction error (RMSE = 0.0568%) and most accurately reproduced the experimentally observed decline and plateau in mass loss. Only two controlling-regime transitions occurred during the simulation (&lt;2% of time steps), indicating negligible numerical switching </w:t>
+        <w:t xml:space="preserve">The hard-minimum formulation (Rule A) produced the lowest prediction error (RMSE = 0.0568%) and most accurately reproduced the literature-reported observed decline and plateau in mass loss. Only two controlling-regime transitions occurred during the simulation (&lt;2% of time steps), indicating negligible numerical switching </w:t>
       </w:r>
       <w:r>
         <w:rPr>

--- a/Supplementary_reorganized.docx
+++ b/Supplementary_reorganized.docx
@@ -3044,7 +3044,7 @@
         <w:rPr>
           <w:rFonts w:cs="Times New Roman"/>
         </w:rPr>
-        <w:t xml:space="preserve">The hard-minimum formulation (Rule A) produced the lowest prediction error (RMSE = 0.0568%) and most accurately reproduced the literature-reported observed decline and plateau in mass loss. Only two controlling-regime transitions occurred during the simulation (&lt;2% of time steps), indicating negligible numerical switching </w:t>
+        <w:t xml:space="preserve">The hard-minimum formulation (Rule A) produced the lowest prediction error (RMSE = 0.0568%) and most accurately reproduced the literature-reported decline and plateau in mass loss. Only two controlling-regime transitions occurred during the simulation (&lt;2% of time steps), indicating negligible numerical switching </w:t>
       </w:r>
       <w:r>
         <w:rPr>

--- a/Supplementary_reorganized.docx
+++ b/Supplementary_reorganized.docx
@@ -4132,6 +4132,17 @@
     <w:p>
       <w:pPr>
         <w:pStyle w:val="BodyText"/>
+        <w:spacing w:before="0" w:after="120" w:line="276" w:lineRule="auto"/>
+        <w:ind w:firstLine="0"/>
+        <w:jc w:val="both"/>
+      </w:pPr>
+      <w:r>
+        <w:t>Table S2 and Figure S3 report the mesh convergence study, and Table S3 compares adaptive and uniform meshes of similar size.</w:t>
+      </w:r>
+    </w:p>
+    <w:p>
+      <w:pPr>
+        <w:pStyle w:val="BodyText"/>
         <w:keepNext/>
         <w:spacing w:before="0" w:after="120" w:line="276" w:lineRule="auto"/>
         <w:ind w:firstLine="0"/>
@@ -4343,12 +4354,13 @@
     <w:p>
       <w:pPr>
         <w:pStyle w:val="BodyText"/>
+        <w:keepNext w:val="0"/>
         <w:spacing w:before="0" w:after="120" w:line="276" w:lineRule="auto"/>
         <w:ind w:firstLine="0"/>
         <w:jc w:val="both"/>
       </w:pPr>
       <w:r>
-        <w:t>Table S2 and Figure S3 report the mesh convergence study, and Table S3 compares adaptive and uniform meshes of similar size.</w:t>
+        <w:t>where MassLoss_Li is the predicted mass loss for mesh level Li and MassLoss_Reference is the predicted mass loss for the reference mesh (21.25 million elements).</w:t>
       </w:r>
     </w:p>
     <w:p>
@@ -4750,7 +4762,7 @@
                 <w:szCs w:val="20"/>
                 <w:lang w:eastAsia="en-US"/>
               </w:rPr>
-              <w:t>1465.6</w:t>
+              <w:t xml:space="preserve">1465.8</w:t>
             </w:r>
           </w:p>
         </w:tc>
@@ -4875,7 +4887,7 @@
                 <w:szCs w:val="20"/>
                 <w:lang w:eastAsia="en-US"/>
               </w:rPr>
-              <w:t>441.4</w:t>
+              <w:t xml:space="preserve">441.6</w:t>
             </w:r>
           </w:p>
         </w:tc>
@@ -5375,7 +5387,7 @@
                 <w:szCs w:val="20"/>
                 <w:lang w:eastAsia="en-US"/>
               </w:rPr>
-              <w:t>0.82</w:t>
+              <w:t xml:space="preserve">0.87</w:t>
             </w:r>
           </w:p>
         </w:tc>
@@ -5936,7 +5948,7 @@
                 <w:szCs w:val="20"/>
                 <w:lang w:eastAsia="en-US"/>
               </w:rPr>
-              <w:t>3011</w:t>
+              <w:t xml:space="preserve">3007.8</w:t>
             </w:r>
           </w:p>
         </w:tc>
@@ -9855,7 +9867,7 @@
                 <w:szCs w:val="20"/>
                 <w:lang w:eastAsia="en-US"/>
               </w:rPr>
-              <w:t>60,953</w:t>
+              <w:t xml:space="preserve">2,592</w:t>
             </w:r>
           </w:p>
         </w:tc>
@@ -12127,6 +12139,16 @@
                             <w:szCs w:val="20"/>
                             <w:lang w:eastAsia="en-US"/>
                           </w:rPr>
+                          <m:t xml:space="preserve"> </m:t>
+                        </m:r>
+                        <m:r>
+                          <w:rPr>
+                            <w:rFonts w:ascii="Cambria Math" w:hAnsi="Cambria Math" w:cs="Times New Roman"/>
+                            <w:color w:val="000000"/>
+                            <w:sz w:val="20"/>
+                            <w:szCs w:val="20"/>
+                            <w:lang w:eastAsia="en-US"/>
+                          </w:rPr>
                           <m:t>g</m:t>
                         </m:r>
                       </m:e>
@@ -12146,6 +12168,16 @@
                         </m:r>
                       </m:sup>
                     </m:sSup>
+                    <m:r>
+                      <w:rPr>
+                        <w:rFonts w:ascii="Cambria Math" w:hAnsi="Cambria Math" w:cs="Times New Roman"/>
+                        <w:color w:val="000000"/>
+                        <w:sz w:val="20"/>
+                        <w:szCs w:val="20"/>
+                        <w:lang w:eastAsia="en-US"/>
+                      </w:rPr>
+                      <m:t xml:space="preserve"> </m:t>
+                    </m:r>
                     <m:r>
                       <w:rPr>
                         <w:rFonts w:ascii="Cambria Math" w:hAnsi="Cambria Math" w:cs="Times New Roman"/>
@@ -12633,6 +12665,16 @@
                         </m:r>
                       </m:sup>
                     </m:sSup>
+                    <m:r>
+                      <w:rPr>
+                        <w:rFonts w:ascii="Cambria Math" w:hAnsi="Cambria Math" w:cs="Times New Roman"/>
+                        <w:color w:val="000000"/>
+                        <w:sz w:val="20"/>
+                        <w:szCs w:val="20"/>
+                        <w:lang w:eastAsia="en-US"/>
+                      </w:rPr>
+                      <m:t xml:space="preserve"> </m:t>
+                    </m:r>
                     <m:r>
                       <w:rPr>
                         <w:rFonts w:ascii="Cambria Math" w:hAnsi="Cambria Math" w:cs="Times New Roman"/>
@@ -13290,6 +13332,16 @@
                         <w:szCs w:val="20"/>
                         <w:lang w:eastAsia="en-US"/>
                       </w:rPr>
+                      <m:t xml:space="preserve"> </m:t>
+                    </m:r>
+                    <m:r>
+                      <w:rPr>
+                        <w:rFonts w:ascii="Cambria Math" w:hAnsi="Cambria Math" w:cs="Times New Roman"/>
+                        <w:color w:val="000000"/>
+                        <w:sz w:val="20"/>
+                        <w:szCs w:val="20"/>
+                        <w:lang w:eastAsia="en-US"/>
+                      </w:rPr>
                       <m:t>h</m:t>
                     </m:r>
                   </m:e>
@@ -13524,6 +13576,16 @@
                         <w:szCs w:val="20"/>
                         <w:lang w:eastAsia="en-US"/>
                       </w:rPr>
+                      <m:t xml:space="preserve"> </m:t>
+                    </m:r>
+                    <m:r>
+                      <w:rPr>
+                        <w:rFonts w:ascii="Cambria Math" w:hAnsi="Cambria Math" w:cs="Times New Roman"/>
+                        <w:color w:val="000000"/>
+                        <w:sz w:val="20"/>
+                        <w:szCs w:val="20"/>
+                        <w:lang w:eastAsia="en-US"/>
+                      </w:rPr>
                       <m:t>h</m:t>
                     </m:r>
                   </m:e>
@@ -13750,6 +13812,16 @@
                         </m:r>
                       </m:sup>
                     </m:sSup>
+                    <m:r>
+                      <w:rPr>
+                        <w:rFonts w:ascii="Cambria Math" w:hAnsi="Cambria Math" w:cs="Times New Roman"/>
+                        <w:color w:val="000000"/>
+                        <w:sz w:val="20"/>
+                        <w:szCs w:val="20"/>
+                        <w:lang w:eastAsia="en-US"/>
+                      </w:rPr>
+                      <m:t xml:space="preserve"> </m:t>
+                    </m:r>
                     <m:r>
                       <w:rPr>
                         <w:rFonts w:ascii="Cambria Math" w:hAnsi="Cambria Math" w:cs="Times New Roman"/>
@@ -14994,6 +15066,18 @@
     <w:p>
       <w:pPr>
         <w:pStyle w:val="BodyText"/>
+        <w:keepNext w:val="0"/>
+        <w:spacing w:before="0" w:after="120" w:line="276" w:lineRule="auto"/>
+        <w:ind w:firstLine="0"/>
+        <w:jc w:val="both"/>
+      </w:pPr>
+      <w:r>
+        <w:t>where n is the number of literature data points, and MassLoss_sim(t_i) and MassLoss_exp(t_i) are the simulated and literature mass loss at time t_i, respectively.</w:t>
+      </w:r>
+    </w:p>
+    <w:p>
+      <w:pPr>
+        <w:pStyle w:val="BodyText"/>
         <w:spacing w:before="0" w:after="120" w:line="276" w:lineRule="auto"/>
         <w:ind w:firstLine="0"/>
         <w:jc w:val="both"/>
@@ -15211,7 +15295,7 @@
                 <w:szCs w:val="20"/>
                 <w:lang w:eastAsia="en-US"/>
               </w:rPr>
-              <w:t>Time (h)</w:t>
+              <w:t>Time (hours)</w:t>
             </w:r>
           </w:p>
         </w:tc>
@@ -16026,7 +16110,7 @@
                 <w:szCs w:val="20"/>
                 <w:lang w:eastAsia="en-US"/>
               </w:rPr>
-              <w:t>Time (h)</w:t>
+              <w:t>Time (hours)</w:t>
             </w:r>
           </w:p>
         </w:tc>
@@ -16926,7 +17010,7 @@
           <w:sz w:val="20"/>
           <w:szCs w:val="20"/>
         </w:rPr>
-        <w:t xml:space="preserve">Calibrated model validation through comparison of predicted mass loss and literature-reported mass loss for Zn degradation.</w:t>
+        <w:t xml:space="preserve">Final calibrated-model predictions of mass loss compared with the literature mass-loss data used for calibration (Liu et al. 2018).</w:t>
       </w:r>
     </w:p>
     <w:tbl>
@@ -16991,7 +17075,7 @@
                 <w:szCs w:val="20"/>
                 <w:lang w:eastAsia="en-US"/>
               </w:rPr>
-              <w:t>Time (h)</w:t>
+              <w:t>Time (hours)</w:t>
             </w:r>
           </w:p>
         </w:tc>
@@ -19332,7 +19416,7 @@
                 <w:szCs w:val="20"/>
                 <w:lang w:eastAsia="en-US"/>
               </w:rPr>
-              <w:t>External probe points</w:t>
+              <w:t xml:space="preserve">Initial sampling</w:t>
             </w:r>
           </w:p>
         </w:tc>
@@ -19363,7 +19447,7 @@
                 <w:szCs w:val="20"/>
                 <w:lang w:eastAsia="en-US"/>
               </w:rPr>
-              <w:t>9</w:t>
+              <w:t xml:space="preserve">12-point Latin hypercube design (iterations 1–12)</w:t>
             </w:r>
           </w:p>
         </w:tc>
@@ -19399,7 +19483,7 @@
                 <w:szCs w:val="20"/>
                 <w:lang w:eastAsia="en-US"/>
               </w:rPr>
-              <w:t>Corner-point evaluations</w:t>
+              <w:t xml:space="preserve">Acquisition function</w:t>
             </w:r>
           </w:p>
         </w:tc>
@@ -19430,7 +19514,7 @@
                 <w:szCs w:val="20"/>
                 <w:lang w:eastAsia="en-US"/>
               </w:rPr>
-              <w:t>8</w:t>
+              <w:t xml:space="preserve">Expected improvement</w:t>
             </w:r>
           </w:p>
         </w:tc>
@@ -19466,7 +19550,7 @@
                 <w:szCs w:val="20"/>
                 <w:lang w:eastAsia="en-US"/>
               </w:rPr>
-              <w:t>Warm-start data</w:t>
+              <w:t xml:space="preserve">Total iterations</w:t>
             </w:r>
           </w:p>
         </w:tc>
@@ -19497,7 +19581,7 @@
                 <w:szCs w:val="20"/>
                 <w:lang w:eastAsia="en-US"/>
               </w:rPr>
-              <w:t>Previous runs and training dataset</w:t>
+              <w:t xml:space="preserve">32 (optimum at iteration 22)</w:t>
             </w:r>
           </w:p>
         </w:tc>
@@ -20233,7 +20317,7 @@
           <w:sz w:val="20"/>
           <w:szCs w:val="20"/>
         </w:rPr>
-        <w:t xml:space="preserve">Geometric and computational parameters of the controlled test structures used in main-text Figure 8.</w:t>
+        <w:t xml:space="preserve">Geometric and computational parameters of the controlled test structures used in Figure 8.</w:t>
       </w:r>
     </w:p>
     <w:tbl>

--- a/Supplementary_reorganized.docx
+++ b/Supplementary_reorganized.docx
@@ -6472,7 +6472,7 @@
         <w:lastRenderedPageBreak/>
         <w:drawing>
           <wp:inline distT="0" distB="0" distL="0" distR="0" wp14:anchorId="38A7DD9F" wp14:editId="1AEDEAC4">
-            <wp:extent cx="5731510" cy="4399915"/>
+            <wp:extent cx="5731510" cy="4504966"/>
             <wp:effectExtent l="0" t="0" r="2540" b="635"/>
             <wp:docPr id="5" name="Picture 5"/>
             <wp:cNvGraphicFramePr>
@@ -6500,7 +6500,7 @@
                   <pic:spPr>
                     <a:xfrm>
                       <a:off x="0" y="0"/>
-                      <a:ext cx="5731510" cy="4399915"/>
+                      <a:ext cx="5731510" cy="4504966"/>
                     </a:xfrm>
                     <a:prstGeom prst="rect">
                       <a:avLst/>

--- a/Supplementary_reorganized.docx
+++ b/Supplementary_reorganized.docx
@@ -4123,7 +4123,7 @@
         <w:jc w:val="both"/>
       </w:pPr>
       <w:r>
-        <w:t>STL implant geometries were converted into tetrahedral finite-element meshes using a Gmsh-based workflow. Adaptive refinement was applied at the Zn-electrolyte interface, and the resulting Zn-electrolyte meshes were exported in FreeFEM/Medit (.mesh) format for all simulations.</w:t>
+        <w:t xml:space="preserve">STL implant geometries were converted into tetrahedral finite-element meshes using a Gmsh-based workflow [1]. Adaptive refinement was applied at the Zn-electrolyte interface, and the resulting Zn-electrolyte meshes were exported in FreeFEM/Medit (.mesh) format for all simulations in FreeFEM++ [2].</w:t>
       </w:r>
       <w:r>
         <w:t xml:space="preserve"> </w:t>
@@ -6611,7 +6611,7 @@
         <w:jc w:val="both"/>
       </w:pPr>
       <w:r>
-        <w:t>Table S4 lists the mesh, numerical integration, software and boundary-condition settings used for the disc calibration, disc validation and stent simulations.</w:t>
+        <w:t xml:space="preserve">Table S4 lists the mesh, numerical integration, software and boundary-condition settings used for the disc calibration, disc validation and stent simulations. The simulations were run in FreeFEM++ [2], and the level-set function was reinitialized with the fast marching method [3].</w:t>
       </w:r>
     </w:p>
     <w:p>
@@ -11448,7 +11448,7 @@
         <w:jc w:val="both"/>
       </w:pPr>
       <w:r>
-        <w:t>Table S5 lists the parameters varied in the Morris analysis and Table S6 gives the design settings.</w:t>
+        <w:t xml:space="preserve">Table S5 lists the parameters varied in the Morris analysis [4], performed with SALib [5], and Table S6 gives the design settings.</w:t>
       </w:r>
     </w:p>
     <w:p>
@@ -14755,7 +14755,7 @@
         <w:jc w:val="both"/>
       </w:pPr>
       <w:r>
-        <w:t>Optimal parameters were identified by minimizing the RMSE between predicted and literature-reported 14-day mass-loss measurements.</w:t>
+        <w:t xml:space="preserve">Optimal parameters were identified by minimizing the RMSE between predicted and literature-reported 14-day mass-loss measurements. The Bayesian optimization used a Gaussian process surrogate [6] with the expected improvement acquisition function [7], initialized with a Latin hypercube design [8]. The literature data are from Liu et al. [9].</w:t>
       </w:r>
     </w:p>
     <w:p>
@@ -22763,6 +22763,176 @@
           <w:szCs w:val="20"/>
         </w:rPr>
         <w:t xml:space="preserve"> surface. CC denotes the center-to-center spacing.</w:t>
+      </w:r>
+    </w:p>
+    <w:p>
+      <w:pPr>
+        <w:pStyle w:val="Heading1"/>
+      </w:pPr>
+      <w:r>
+        <w:t>References</w:t>
+      </w:r>
+    </w:p>
+    <w:p>
+      <w:pPr>
+        <w:spacing w:after="60" w:line="240" w:lineRule="auto"/>
+        <w:tabs>
+          <w:tab w:val="left" w:pos="510"/>
+        </w:tabs>
+        <w:ind w:left="510" w:hanging="510"/>
+        <w:jc w:val="left"/>
+      </w:pPr>
+      <w:r>
+        <w:rPr>
+          <w:sz w:val="20"/>
+        </w:rPr>
+        <w:t>[1]</w:t>
+        <w:tab/>
+        <w:t>C. Geuzaine, J.-F. Remacle, Int. J. Numer. Methods Eng. 2009, 79, 1309. https://doi.org/10.1002/nme.2579.</w:t>
+      </w:r>
+    </w:p>
+    <w:p>
+      <w:pPr>
+        <w:spacing w:after="60" w:line="240" w:lineRule="auto"/>
+        <w:tabs>
+          <w:tab w:val="left" w:pos="510"/>
+        </w:tabs>
+        <w:ind w:left="510" w:hanging="510"/>
+        <w:jc w:val="left"/>
+      </w:pPr>
+      <w:r>
+        <w:rPr>
+          <w:sz w:val="20"/>
+        </w:rPr>
+        <w:t>[2]</w:t>
+        <w:tab/>
+        <w:t>F. Hecht, J. Numer. Math. 2012, 20, 251. https://doi.org/10.1515/jnum-2012-0013.</w:t>
+      </w:r>
+    </w:p>
+    <w:p>
+      <w:pPr>
+        <w:spacing w:after="60" w:line="240" w:lineRule="auto"/>
+        <w:tabs>
+          <w:tab w:val="left" w:pos="510"/>
+        </w:tabs>
+        <w:ind w:left="510" w:hanging="510"/>
+        <w:jc w:val="left"/>
+      </w:pPr>
+      <w:r>
+        <w:rPr>
+          <w:sz w:val="20"/>
+        </w:rPr>
+        <w:t>[3]</w:t>
+        <w:tab/>
+        <w:t>J. A. Sethian, Proc. Natl. Acad. Sci. USA 1996, 93, 1591. https://doi.org/10.1073/pnas.93.4.1591.</w:t>
+      </w:r>
+    </w:p>
+    <w:p>
+      <w:pPr>
+        <w:spacing w:after="60" w:line="240" w:lineRule="auto"/>
+        <w:tabs>
+          <w:tab w:val="left" w:pos="510"/>
+        </w:tabs>
+        <w:ind w:left="510" w:hanging="510"/>
+        <w:jc w:val="left"/>
+      </w:pPr>
+      <w:r>
+        <w:rPr>
+          <w:sz w:val="20"/>
+        </w:rPr>
+        <w:t>[4]</w:t>
+        <w:tab/>
+        <w:t>M. D. Morris, Technometrics 1991, 33, 161. https://doi.org/10.1080/00401706.1991.10484804.</w:t>
+      </w:r>
+    </w:p>
+    <w:p>
+      <w:pPr>
+        <w:spacing w:after="60" w:line="240" w:lineRule="auto"/>
+        <w:tabs>
+          <w:tab w:val="left" w:pos="510"/>
+        </w:tabs>
+        <w:ind w:left="510" w:hanging="510"/>
+        <w:jc w:val="left"/>
+      </w:pPr>
+      <w:r>
+        <w:rPr>
+          <w:sz w:val="20"/>
+        </w:rPr>
+        <w:t>[5]</w:t>
+        <w:tab/>
+        <w:t>J. Herman, W. Usher, J. Open Source Softw. 2017, 2, 97. https://doi.org/10.21105/joss.00097.</w:t>
+      </w:r>
+    </w:p>
+    <w:p>
+      <w:pPr>
+        <w:spacing w:after="60" w:line="240" w:lineRule="auto"/>
+        <w:tabs>
+          <w:tab w:val="left" w:pos="510"/>
+        </w:tabs>
+        <w:ind w:left="510" w:hanging="510"/>
+        <w:jc w:val="left"/>
+      </w:pPr>
+      <w:r>
+        <w:rPr>
+          <w:sz w:val="20"/>
+        </w:rPr>
+        <w:t>[6]</w:t>
+        <w:tab/>
+        <w:t>C. E. Rasmussen, C. K. I. Williams, Gaussian Processes for Machine Learning, MIT Press, Cambridge, MA, USA 2006.</w:t>
+      </w:r>
+    </w:p>
+    <w:p>
+      <w:pPr>
+        <w:spacing w:after="60" w:line="240" w:lineRule="auto"/>
+        <w:tabs>
+          <w:tab w:val="left" w:pos="510"/>
+        </w:tabs>
+        <w:ind w:left="510" w:hanging="510"/>
+        <w:jc w:val="left"/>
+      </w:pPr>
+      <w:r>
+        <w:rPr>
+          <w:sz w:val="20"/>
+        </w:rPr>
+        <w:t>[7]</w:t>
+        <w:tab/>
+        <w:t>D. R. Jones, M. Schonlau, W. J. Welch, J. Glob. Optim. 1998, 13, 455. https://doi.org/10.1023/A:1008306431147.</w:t>
+      </w:r>
+    </w:p>
+    <w:p>
+      <w:pPr>
+        <w:spacing w:after="60" w:line="240" w:lineRule="auto"/>
+        <w:tabs>
+          <w:tab w:val="left" w:pos="510"/>
+        </w:tabs>
+        <w:ind w:left="510" w:hanging="510"/>
+        <w:jc w:val="left"/>
+      </w:pPr>
+      <w:r>
+        <w:rPr>
+          <w:sz w:val="20"/>
+        </w:rPr>
+        <w:t>[8]</w:t>
+        <w:tab/>
+        <w:t>M. D. McKay, R. J. Beckman, W. J. Conover, Technometrics 1979, 21, 239. https://doi.org/10.1080/00401706.1979.10489755.</w:t>
+      </w:r>
+    </w:p>
+    <w:p>
+      <w:pPr>
+        <w:spacing w:after="60" w:line="240" w:lineRule="auto"/>
+        <w:tabs>
+          <w:tab w:val="left" w:pos="510"/>
+        </w:tabs>
+        <w:ind w:left="510" w:hanging="510"/>
+        <w:jc w:val="left"/>
+      </w:pPr>
+      <w:r>
+        <w:rPr>
+          <w:sz w:val="20"/>
+        </w:rPr>
+        <w:t>[9]</w:t>
+        <w:tab/>
+        <w:t>L. Liu, Y. Meng, C. Dong, Y. Yan, A. A. Volinsky, L.-N. Wang, J. Mater. Sci. Technol. 2018, 34, 2271. https://doi.org/10.1016/j.jmst.2018.05.005.</w:t>
       </w:r>
     </w:p>
     <w:sectPr>

--- a/Supplementary_reorganized.docx
+++ b/Supplementary_reorganized.docx
@@ -4123,7 +4123,7 @@
         <w:jc w:val="both"/>
       </w:pPr>
       <w:r>
-        <w:t xml:space="preserve">STL implant geometries were converted into tetrahedral finite-element meshes using a Gmsh-based workflow [1]. Adaptive refinement was applied at the Zn-electrolyte interface, and the resulting Zn-electrolyte meshes were exported in FreeFEM/Medit (.mesh) format for all simulations in FreeFEM++ [2].</w:t>
+        <w:t xml:space="preserve">STL implant geometries were converted into tetrahedral finite-element meshes using a Gmsh (v4.13.1)-based workflow [1], with TetGen [2] for tetrahedralization and MMG [3] for adaptive remeshing. Adaptive refinement was applied at the Zn-electrolyte interface, and the resulting Zn-electrolyte meshes were exported in FreeFEM/Medit (.mesh) format for all simulations in FreeFEM (v4.14) [4].</w:t>
       </w:r>
       <w:r>
         <w:t xml:space="preserve"> </w:t>
@@ -6611,7 +6611,7 @@
         <w:jc w:val="both"/>
       </w:pPr>
       <w:r>
-        <w:t xml:space="preserve">Table S4 lists the mesh, numerical integration, software and boundary-condition settings used for the disc calibration, disc validation and stent simulations. The simulations were run in FreeFEM++ [2], and the level-set function was reinitialized with the fast marching method [3].</w:t>
+        <w:t xml:space="preserve">Table S4 lists the mesh, numerical integration, software and boundary-condition settings used for the disc calibration, disc validation and stent simulations. The simulations were run in FreeFEM (v4.14) [4] with PETSc [5] and Open MPI [6], and the level-set function was reinitialized with the fast marching method [7]. Geometry processing and post-processing used scikit-image [8], trimesh [9], meshio [10], SciPy [11], Matplotlib [12] and ParaView [13].</w:t>
       </w:r>
     </w:p>
     <w:p>
@@ -10744,7 +10744,7 @@
                 <w:szCs w:val="20"/>
                 <w:lang w:eastAsia="en-US"/>
               </w:rPr>
-              <w:t>FreeFEM++</w:t>
+              <w:t>FreeFEM (v4.14)</w:t>
             </w:r>
           </w:p>
         </w:tc>
@@ -10775,7 +10775,7 @@
                 <w:szCs w:val="20"/>
                 <w:lang w:eastAsia="en-US"/>
               </w:rPr>
-              <w:t>FreeFEM++</w:t>
+              <w:t>FreeFEM (v4.14)</w:t>
             </w:r>
           </w:p>
         </w:tc>
@@ -10806,7 +10806,7 @@
                 <w:szCs w:val="20"/>
                 <w:lang w:eastAsia="en-US"/>
               </w:rPr>
-              <w:t>FreeFEM++</w:t>
+              <w:t>FreeFEM (v4.14)</w:t>
             </w:r>
           </w:p>
         </w:tc>
@@ -11448,7 +11448,7 @@
         <w:jc w:val="both"/>
       </w:pPr>
       <w:r>
-        <w:t xml:space="preserve">Table S5 lists the parameters varied in the Morris analysis [4], performed with SALib [5], and Table S6 gives the design settings.</w:t>
+        <w:t xml:space="preserve">Table S5 lists the parameters varied in the Morris analysis [14], performed with SALib [15], and Table S6 gives the design settings.</w:t>
       </w:r>
     </w:p>
     <w:p>
@@ -14755,7 +14755,7 @@
         <w:jc w:val="both"/>
       </w:pPr>
       <w:r>
-        <w:t xml:space="preserve">Optimal parameters were identified by minimizing the RMSE between predicted and literature-reported 14-day mass-loss measurements. The Bayesian optimization used a Gaussian process surrogate [6] with the expected improvement acquisition function [7], initialized with a Latin hypercube design [8]. The literature data are from Liu et al. [9].</w:t>
+        <w:t xml:space="preserve">Optimal parameters were identified by minimizing the RMSE between predicted and literature-reported 14-day mass-loss measurements. The Bayesian optimization used a Gaussian process surrogate [16] with the expected improvement acquisition function [17], initialized with a Latin hypercube design [18]. The literature data are from Liu et al. [19].</w:t>
       </w:r>
     </w:p>
     <w:p>
@@ -22806,7 +22806,7 @@
         </w:rPr>
         <w:t>[2]</w:t>
         <w:tab/>
-        <w:t>F. Hecht, J. Numer. Math. 2012, 20, 251. https://doi.org/10.1515/jnum-2012-0013.</w:t>
+        <w:t>H. Si, ACM Trans. Math. Softw. 2015, 41, 11. https://doi.org/10.1145/2629697.</w:t>
       </w:r>
     </w:p>
     <w:p>
@@ -22824,7 +22824,7 @@
         </w:rPr>
         <w:t>[3]</w:t>
         <w:tab/>
-        <w:t>J. A. Sethian, Proc. Natl. Acad. Sci. USA 1996, 93, 1591. https://doi.org/10.1073/pnas.93.4.1591.</w:t>
+        <w:t>C. Dapogny, C. Dobrzynski, P. Frey, J. Comput. Phys. 2014, 262, 358. https://doi.org/10.1016/j.jcp.2014.01.005.</w:t>
       </w:r>
     </w:p>
     <w:p>
@@ -22842,7 +22842,7 @@
         </w:rPr>
         <w:t>[4]</w:t>
         <w:tab/>
-        <w:t>M. D. Morris, Technometrics 1991, 33, 161. https://doi.org/10.1080/00401706.1991.10484804.</w:t>
+        <w:t>F. Hecht, J. Numer. Math. 2012, 20, 251. https://doi.org/10.1515/jnum-2012-0013.</w:t>
       </w:r>
     </w:p>
     <w:p>
@@ -22860,7 +22860,7 @@
         </w:rPr>
         <w:t>[5]</w:t>
         <w:tab/>
-        <w:t>J. Herman, W. Usher, J. Open Source Softw. 2017, 2, 97. https://doi.org/10.21105/joss.00097.</w:t>
+        <w:t>S. Balay, S. Abhyankar, M. F. Adams, et al., PETSc/TAO Users Manual, Argonne National Laboratory, Lemont, IL, USA 2024, ANL-21/39 (Rev. 3.22). https://petsc.org.</w:t>
       </w:r>
     </w:p>
     <w:p>
@@ -22878,7 +22878,7 @@
         </w:rPr>
         <w:t>[6]</w:t>
         <w:tab/>
-        <w:t>C. E. Rasmussen, C. K. I. Williams, Gaussian Processes for Machine Learning, MIT Press, Cambridge, MA, USA 2006.</w:t>
+        <w:t>E. Gabriel, G. E. Fagg, G. Bosilca, et al., in Recent Advances in Parallel Virtual Machine and Message Passing Interface (Eds: D. Kranzlmüller, P. Kacsuk, J. Dongarra), Springer, Berlin, Heidelberg, Germany 2004, pp. 97–104. https://doi.org/10.1007/978-3-540-30218-6_19.</w:t>
       </w:r>
     </w:p>
     <w:p>
@@ -22896,7 +22896,7 @@
         </w:rPr>
         <w:t>[7]</w:t>
         <w:tab/>
-        <w:t>D. R. Jones, M. Schonlau, W. J. Welch, J. Glob. Optim. 1998, 13, 455. https://doi.org/10.1023/A:1008306431147.</w:t>
+        <w:t>J. A. Sethian, Proc. Natl. Acad. Sci. USA 1996, 93, 1591. https://doi.org/10.1073/pnas.93.4.1591.</w:t>
       </w:r>
     </w:p>
     <w:p>
@@ -22914,7 +22914,7 @@
         </w:rPr>
         <w:t>[8]</w:t>
         <w:tab/>
-        <w:t>M. D. McKay, R. J. Beckman, W. J. Conover, Technometrics 1979, 21, 239. https://doi.org/10.1080/00401706.1979.10489755.</w:t>
+        <w:t>S. van der Walt, J. L. Schönberger, J. Nunez-Iglesias, et al., PeerJ 2014, 2, e453. https://doi.org/10.7717/peerj.453.</w:t>
       </w:r>
     </w:p>
     <w:p>
@@ -22931,6 +22931,186 @@
           <w:sz w:val="20"/>
         </w:rPr>
         <w:t>[9]</w:t>
+        <w:tab/>
+        <w:t>M. Dawson-Haggerty, et al., trimesh, https://trimesh.org (accessed: October 2026).</w:t>
+      </w:r>
+    </w:p>
+    <w:p>
+      <w:pPr>
+        <w:spacing w:after="60" w:line="240" w:lineRule="auto"/>
+        <w:tabs>
+          <w:tab w:val="left" w:pos="510"/>
+        </w:tabs>
+        <w:ind w:left="510" w:hanging="510"/>
+        <w:jc w:val="left"/>
+      </w:pPr>
+      <w:r>
+        <w:rPr>
+          <w:sz w:val="20"/>
+        </w:rPr>
+        <w:t>[10]</w:t>
+        <w:tab/>
+        <w:t>N. Schlömer, et al., meshio: Tools for mesh files, https://doi.org/10.5281/zenodo.1173115.</w:t>
+      </w:r>
+    </w:p>
+    <w:p>
+      <w:pPr>
+        <w:spacing w:after="60" w:line="240" w:lineRule="auto"/>
+        <w:tabs>
+          <w:tab w:val="left" w:pos="510"/>
+        </w:tabs>
+        <w:ind w:left="510" w:hanging="510"/>
+        <w:jc w:val="left"/>
+      </w:pPr>
+      <w:r>
+        <w:rPr>
+          <w:sz w:val="20"/>
+        </w:rPr>
+        <w:t>[11]</w:t>
+        <w:tab/>
+        <w:t>P. Virtanen, R. Gommers, T. E. Oliphant, et al., Nat. Methods 2020, 17, 261. https://doi.org/10.1038/s41592-019-0686-2.</w:t>
+      </w:r>
+    </w:p>
+    <w:p>
+      <w:pPr>
+        <w:spacing w:after="60" w:line="240" w:lineRule="auto"/>
+        <w:tabs>
+          <w:tab w:val="left" w:pos="510"/>
+        </w:tabs>
+        <w:ind w:left="510" w:hanging="510"/>
+        <w:jc w:val="left"/>
+      </w:pPr>
+      <w:r>
+        <w:rPr>
+          <w:sz w:val="20"/>
+        </w:rPr>
+        <w:t>[12]</w:t>
+        <w:tab/>
+        <w:t>J. D. Hunter, Comput. Sci. Eng. 2007, 9, 90. https://doi.org/10.1109/MCSE.2007.55.</w:t>
+      </w:r>
+    </w:p>
+    <w:p>
+      <w:pPr>
+        <w:spacing w:after="60" w:line="240" w:lineRule="auto"/>
+        <w:tabs>
+          <w:tab w:val="left" w:pos="510"/>
+        </w:tabs>
+        <w:ind w:left="510" w:hanging="510"/>
+        <w:jc w:val="left"/>
+      </w:pPr>
+      <w:r>
+        <w:rPr>
+          <w:sz w:val="20"/>
+        </w:rPr>
+        <w:t>[13]</w:t>
+        <w:tab/>
+        <w:t>J. Ahrens, B. Geveci, C. Law, in The Visualization Handbook (Eds: C. D. Hansen, C. R. Johnson), Elsevier, Amsterdam, The Netherlands 2005, pp. 717–731.</w:t>
+      </w:r>
+    </w:p>
+    <w:p>
+      <w:pPr>
+        <w:spacing w:after="60" w:line="240" w:lineRule="auto"/>
+        <w:tabs>
+          <w:tab w:val="left" w:pos="510"/>
+        </w:tabs>
+        <w:ind w:left="510" w:hanging="510"/>
+        <w:jc w:val="left"/>
+      </w:pPr>
+      <w:r>
+        <w:rPr>
+          <w:sz w:val="20"/>
+        </w:rPr>
+        <w:t>[14]</w:t>
+        <w:tab/>
+        <w:t>M. D. Morris, Technometrics 1991, 33, 161. https://doi.org/10.1080/00401706.1991.10484804.</w:t>
+      </w:r>
+    </w:p>
+    <w:p>
+      <w:pPr>
+        <w:spacing w:after="60" w:line="240" w:lineRule="auto"/>
+        <w:tabs>
+          <w:tab w:val="left" w:pos="510"/>
+        </w:tabs>
+        <w:ind w:left="510" w:hanging="510"/>
+        <w:jc w:val="left"/>
+      </w:pPr>
+      <w:r>
+        <w:rPr>
+          <w:sz w:val="20"/>
+        </w:rPr>
+        <w:t>[15]</w:t>
+        <w:tab/>
+        <w:t>J. Herman, W. Usher, J. Open Source Softw. 2017, 2, 97. https://doi.org/10.21105/joss.00097.</w:t>
+      </w:r>
+    </w:p>
+    <w:p>
+      <w:pPr>
+        <w:spacing w:after="60" w:line="240" w:lineRule="auto"/>
+        <w:tabs>
+          <w:tab w:val="left" w:pos="510"/>
+        </w:tabs>
+        <w:ind w:left="510" w:hanging="510"/>
+        <w:jc w:val="left"/>
+      </w:pPr>
+      <w:r>
+        <w:rPr>
+          <w:sz w:val="20"/>
+        </w:rPr>
+        <w:t>[16]</w:t>
+        <w:tab/>
+        <w:t>C. E. Rasmussen, C. K. I. Williams, Gaussian Processes for Machine Learning, MIT Press, Cambridge, MA, USA 2006.</w:t>
+      </w:r>
+    </w:p>
+    <w:p>
+      <w:pPr>
+        <w:spacing w:after="60" w:line="240" w:lineRule="auto"/>
+        <w:tabs>
+          <w:tab w:val="left" w:pos="510"/>
+        </w:tabs>
+        <w:ind w:left="510" w:hanging="510"/>
+        <w:jc w:val="left"/>
+      </w:pPr>
+      <w:r>
+        <w:rPr>
+          <w:sz w:val="20"/>
+        </w:rPr>
+        <w:t>[17]</w:t>
+        <w:tab/>
+        <w:t>D. R. Jones, M. Schonlau, W. J. Welch, J. Glob. Optim. 1998, 13, 455. https://doi.org/10.1023/A:1008306431147.</w:t>
+      </w:r>
+    </w:p>
+    <w:p>
+      <w:pPr>
+        <w:spacing w:after="60" w:line="240" w:lineRule="auto"/>
+        <w:tabs>
+          <w:tab w:val="left" w:pos="510"/>
+        </w:tabs>
+        <w:ind w:left="510" w:hanging="510"/>
+        <w:jc w:val="left"/>
+      </w:pPr>
+      <w:r>
+        <w:rPr>
+          <w:sz w:val="20"/>
+        </w:rPr>
+        <w:t>[18]</w:t>
+        <w:tab/>
+        <w:t>M. D. McKay, R. J. Beckman, W. J. Conover, Technometrics 1979, 21, 239. https://doi.org/10.1080/00401706.1979.10489755.</w:t>
+      </w:r>
+    </w:p>
+    <w:p>
+      <w:pPr>
+        <w:spacing w:after="60" w:line="240" w:lineRule="auto"/>
+        <w:tabs>
+          <w:tab w:val="left" w:pos="510"/>
+        </w:tabs>
+        <w:ind w:left="510" w:hanging="510"/>
+        <w:jc w:val="left"/>
+      </w:pPr>
+      <w:r>
+        <w:rPr>
+          <w:sz w:val="20"/>
+        </w:rPr>
+        <w:t>[19]</w:t>
         <w:tab/>
         <w:t>L. Liu, Y. Meng, C. Dong, Y. Yan, A. A. Volinsky, L.-N. Wang, J. Mater. Sci. Technol. 2018, 34, 2271. https://doi.org/10.1016/j.jmst.2018.05.005.</w:t>
       </w:r>

--- a/Supplementary_reorganized.docx
+++ b/Supplementary_reorganized.docx
@@ -752,7 +752,8 @@
     <w:p>
       <w:pPr>
         <w:pStyle w:val="Heading1"/>
-        <w:spacing w:before="280"/>
+        <w:pageBreakBefore/>
+        <w:spacing w:before="360"/>
       </w:pPr>
       <w:r>
         <w:t>S1. Model equations and velocity-selection rule</w:t>
@@ -761,7 +762,7 @@
     <w:p>
       <w:pPr>
         <w:pStyle w:val="BodyText"/>
-        <w:spacing w:before="0" w:after="120" w:line="276" w:lineRule="auto"/>
+        <w:spacing w:before="0" w:after="120" w:line="360" w:lineRule="auto"/>
         <w:ind w:firstLine="0"/>
         <w:jc w:val="both"/>
       </w:pPr>
@@ -958,7 +959,7 @@
         <w:tabs>
           <w:tab w:val="right" w:pos="9360"/>
         </w:tabs>
-        <w:spacing w:before="240" w:after="240"/>
+        <w:spacing w:before="240" w:after="240" w:line="360" w:lineRule="auto"/>
         <w:ind w:firstLine="0"/>
       </w:pPr>
       <w:r>
@@ -1346,7 +1347,7 @@
         <w:tabs>
           <w:tab w:val="right" w:pos="9360"/>
         </w:tabs>
-        <w:spacing w:before="240" w:after="240"/>
+        <w:spacing w:before="240" w:after="240" w:line="360" w:lineRule="auto"/>
         <w:ind w:firstLine="0"/>
       </w:pPr>
       <w:r>
@@ -1855,6 +1856,7 @@
     <w:p>
       <w:pPr>
         <w:pStyle w:val="BodyText"/>
+        <w:spacing w:line="360" w:lineRule="auto"/>
         <w:ind w:firstLine="0"/>
         <w:rPr>
           <w:rFonts w:cs="Times New Roman"/>
@@ -2163,7 +2165,7 @@
     <w:p>
       <w:pPr>
         <w:pStyle w:val="BodyText"/>
-        <w:spacing w:before="0" w:after="120" w:line="276" w:lineRule="auto"/>
+        <w:spacing w:before="0" w:after="120" w:line="360" w:lineRule="auto"/>
         <w:ind w:firstLine="0"/>
         <w:jc w:val="both"/>
         <w:rPr>
@@ -3033,7 +3035,7 @@
     <w:p>
       <w:pPr>
         <w:pStyle w:val="BodyText"/>
-        <w:spacing w:before="0" w:after="120" w:line="276" w:lineRule="auto"/>
+        <w:spacing w:before="0" w:after="120" w:line="360" w:lineRule="auto"/>
         <w:ind w:firstLine="0"/>
         <w:jc w:val="both"/>
         <w:rPr>
@@ -3075,7 +3077,7 @@
       <w:pPr>
         <w:pStyle w:val="BodyText"/>
         <w:keepNext/>
-        <w:spacing w:before="200" w:after="0" w:line="240" w:lineRule="auto"/>
+        <w:spacing w:before="360" w:after="0" w:line="240" w:lineRule="auto"/>
         <w:ind w:firstLine="0"/>
         <w:jc w:val="center"/>
       </w:pPr>
@@ -3125,7 +3127,7 @@
       <w:pPr>
         <w:pStyle w:val="Captions"/>
         <w:keepNext w:val="0"/>
-        <w:spacing w:line="240" w:lineRule="auto" w:before="80" w:after="280"/>
+        <w:spacing w:line="240" w:lineRule="auto" w:before="80" w:after="360"/>
         <w:ind w:firstLine="0"/>
         <w:jc w:val="both"/>
       </w:pPr>
@@ -3246,7 +3248,7 @@
       <w:pPr>
         <w:pStyle w:val="Captions"/>
         <w:keepNext/>
-        <w:spacing w:before="200" w:after="0" w:line="240" w:lineRule="auto"/>
+        <w:spacing w:before="360" w:after="0" w:line="240" w:lineRule="auto"/>
         <w:ind w:firstLine="0"/>
         <w:jc w:val="center"/>
       </w:pPr>
@@ -3309,7 +3311,7 @@
       <w:pPr>
         <w:pStyle w:val="Captions"/>
         <w:keepNext w:val="0"/>
-        <w:spacing w:line="240" w:lineRule="auto" w:before="80" w:after="280"/>
+        <w:spacing w:line="240" w:lineRule="auto" w:before="80" w:after="360"/>
         <w:ind w:firstLine="0"/>
         <w:jc w:val="both"/>
       </w:pPr>
@@ -3482,7 +3484,7 @@
       <w:pPr>
         <w:pStyle w:val="Captions"/>
         <w:keepNext/>
-        <w:spacing w:line="240" w:lineRule="auto" w:before="200" w:after="80"/>
+        <w:spacing w:line="240" w:lineRule="auto" w:before="360" w:after="80"/>
         <w:ind w:firstLine="0"/>
         <w:jc w:val="both"/>
       </w:pPr>
@@ -4109,7 +4111,7 @@
     <w:p>
       <w:pPr>
         <w:pStyle w:val="Heading1"/>
-        <w:spacing w:before="280"/>
+        <w:spacing w:before="360"/>
       </w:pPr>
       <w:r>
         <w:t>S2. Geometry and mesh generation</w:t>
@@ -4118,7 +4120,7 @@
     <w:p>
       <w:pPr>
         <w:pStyle w:val="BodyText"/>
-        <w:spacing w:before="0" w:after="120" w:line="276" w:lineRule="auto"/>
+        <w:spacing w:before="0" w:after="120" w:line="360" w:lineRule="auto"/>
         <w:ind w:firstLine="0"/>
         <w:jc w:val="both"/>
       </w:pPr>
@@ -4132,7 +4134,7 @@
     <w:p>
       <w:pPr>
         <w:pStyle w:val="BodyText"/>
-        <w:spacing w:before="0" w:after="120" w:line="276" w:lineRule="auto"/>
+        <w:spacing w:before="0" w:after="120" w:line="360" w:lineRule="auto"/>
         <w:ind w:firstLine="0"/>
         <w:jc w:val="both"/>
       </w:pPr>
@@ -4144,7 +4146,7 @@
       <w:pPr>
         <w:pStyle w:val="BodyText"/>
         <w:keepNext/>
-        <w:spacing w:before="0" w:after="120" w:line="276" w:lineRule="auto"/>
+        <w:spacing w:before="0" w:after="120" w:line="360" w:lineRule="auto"/>
         <w:ind w:firstLine="0"/>
         <w:jc w:val="both"/>
       </w:pPr>
@@ -4355,7 +4357,7 @@
       <w:pPr>
         <w:pStyle w:val="BodyText"/>
         <w:keepNext w:val="0"/>
-        <w:spacing w:before="0" w:after="120" w:line="276" w:lineRule="auto"/>
+        <w:spacing w:before="0" w:after="120" w:line="360" w:lineRule="auto"/>
         <w:ind w:firstLine="0"/>
         <w:jc w:val="both"/>
       </w:pPr>
@@ -4367,7 +4369,7 @@
       <w:pPr>
         <w:pStyle w:val="Captions"/>
         <w:keepNext/>
-        <w:spacing w:line="240" w:lineRule="auto" w:before="200" w:after="80"/>
+        <w:spacing w:line="240" w:lineRule="auto" w:before="360" w:after="80"/>
         <w:ind w:firstLine="0"/>
         <w:jc w:val="both"/>
       </w:pPr>
@@ -5532,7 +5534,7 @@
       <w:pPr>
         <w:pStyle w:val="Captions"/>
         <w:keepNext/>
-        <w:spacing w:line="240" w:lineRule="auto" w:before="280" w:after="80"/>
+        <w:spacing w:line="240" w:lineRule="auto" w:before="360" w:after="80"/>
         <w:ind w:firstLine="0"/>
         <w:jc w:val="both"/>
       </w:pPr>
@@ -6307,7 +6309,7 @@
       <w:pPr>
         <w:pStyle w:val="BodyText"/>
         <w:keepNext/>
-        <w:spacing w:before="280" w:after="0" w:line="240" w:lineRule="auto"/>
+        <w:spacing w:before="360" w:after="0" w:line="240" w:lineRule="auto"/>
         <w:ind w:firstLine="0"/>
         <w:jc w:val="center"/>
       </w:pPr>
@@ -6362,7 +6364,7 @@
       <w:pPr>
         <w:pStyle w:val="Captions"/>
         <w:keepNext w:val="0"/>
-        <w:spacing w:line="240" w:lineRule="auto" w:before="80" w:after="280"/>
+        <w:spacing w:line="240" w:lineRule="auto" w:before="80" w:after="360"/>
         <w:ind w:firstLine="0"/>
         <w:jc w:val="both"/>
       </w:pPr>
@@ -6450,7 +6452,7 @@
     <w:p>
       <w:pPr>
         <w:pStyle w:val="BodyText"/>
-        <w:spacing w:before="0" w:after="120" w:line="276" w:lineRule="auto"/>
+        <w:spacing w:before="0" w:after="120" w:line="360" w:lineRule="auto"/>
         <w:ind w:firstLine="0"/>
         <w:jc w:val="both"/>
       </w:pPr>
@@ -6461,7 +6463,7 @@
     <w:p>
       <w:pPr>
         <w:keepNext/>
-        <w:spacing w:after="0" w:line="240" w:lineRule="auto" w:before="200"/>
+        <w:spacing w:after="0" w:line="240" w:lineRule="auto" w:before="360"/>
         <w:ind w:firstLine="0"/>
         <w:jc w:val="center"/>
       </w:pPr>
@@ -6517,7 +6519,7 @@
       <w:pPr>
         <w:pStyle w:val="Captions"/>
         <w:keepNext w:val="0"/>
-        <w:spacing w:line="240" w:lineRule="auto" w:before="80" w:after="280"/>
+        <w:spacing w:line="240" w:lineRule="auto" w:before="80" w:after="360"/>
         <w:ind w:firstLine="0"/>
         <w:jc w:val="both"/>
       </w:pPr>
@@ -6606,7 +6608,7 @@
     <w:p>
       <w:pPr>
         <w:pStyle w:val="BodyText"/>
-        <w:spacing w:before="0" w:after="120" w:line="276" w:lineRule="auto"/>
+        <w:spacing w:before="0" w:after="120" w:line="360" w:lineRule="auto"/>
         <w:ind w:firstLine="0"/>
         <w:jc w:val="both"/>
       </w:pPr>
@@ -6618,7 +6620,7 @@
       <w:pPr>
         <w:pStyle w:val="Captions"/>
         <w:keepNext/>
-        <w:spacing w:line="240" w:lineRule="auto" w:before="200" w:after="80"/>
+        <w:spacing w:line="240" w:lineRule="auto" w:before="360" w:after="80"/>
         <w:ind w:firstLine="0"/>
         <w:jc w:val="both"/>
       </w:pPr>
@@ -11434,7 +11436,7 @@
     <w:p>
       <w:pPr>
         <w:pStyle w:val="Heading1"/>
-        <w:spacing w:after="0" w:before="280"/>
+        <w:spacing w:after="0" w:before="360"/>
       </w:pPr>
       <w:r>
         <w:t>S4. Sensitivity analysis</w:t>
@@ -11443,7 +11445,7 @@
     <w:p>
       <w:pPr>
         <w:pStyle w:val="BodyText"/>
-        <w:spacing w:before="0" w:after="120" w:line="276" w:lineRule="auto"/>
+        <w:spacing w:before="0" w:after="120" w:line="360" w:lineRule="auto"/>
         <w:ind w:firstLine="0"/>
         <w:jc w:val="both"/>
       </w:pPr>
@@ -11455,7 +11457,7 @@
       <w:pPr>
         <w:pStyle w:val="Captions"/>
         <w:keepNext/>
-        <w:spacing w:line="240" w:lineRule="auto" w:before="200" w:after="80"/>
+        <w:spacing w:line="240" w:lineRule="auto" w:before="360" w:after="80"/>
         <w:ind w:firstLine="0"/>
         <w:jc w:val="both"/>
       </w:pPr>
@@ -13859,7 +13861,7 @@
       <w:pPr>
         <w:pStyle w:val="Captions"/>
         <w:keepNext/>
-        <w:spacing w:line="240" w:lineRule="auto" w:before="280" w:after="80"/>
+        <w:spacing w:line="240" w:lineRule="auto" w:before="360" w:after="80"/>
         <w:ind w:firstLine="0"/>
         <w:jc w:val="both"/>
       </w:pPr>
@@ -14521,7 +14523,7 @@
     <w:p>
       <w:pPr>
         <w:pStyle w:val="BodyText"/>
-        <w:spacing w:before="0" w:after="120" w:line="276" w:lineRule="auto"/>
+        <w:spacing w:before="360" w:after="120" w:line="360" w:lineRule="auto"/>
         <w:ind w:firstLine="0"/>
         <w:jc w:val="both"/>
       </w:pPr>
@@ -14532,7 +14534,7 @@
     <w:p>
       <w:pPr>
         <w:keepNext/>
-        <w:spacing w:after="0" w:line="240" w:lineRule="auto" w:before="200"/>
+        <w:spacing w:after="0" w:line="240" w:lineRule="auto" w:before="360"/>
         <w:ind w:firstLine="0"/>
         <w:jc w:val="center"/>
       </w:pPr>
@@ -14594,7 +14596,7 @@
       <w:pPr>
         <w:pStyle w:val="Captions"/>
         <w:keepNext w:val="0"/>
-        <w:spacing w:line="240" w:lineRule="auto" w:before="80" w:after="280"/>
+        <w:spacing w:line="240" w:lineRule="auto" w:before="80" w:after="360"/>
         <w:ind w:firstLine="0"/>
         <w:jc w:val="both"/>
       </w:pPr>
@@ -14750,7 +14752,7 @@
     <w:p>
       <w:pPr>
         <w:pStyle w:val="BodyText"/>
-        <w:spacing w:before="0" w:after="120" w:line="276" w:lineRule="auto"/>
+        <w:spacing w:before="0" w:after="120" w:line="360" w:lineRule="auto"/>
         <w:ind w:firstLine="0"/>
         <w:jc w:val="both"/>
       </w:pPr>
@@ -14762,7 +14764,7 @@
       <w:pPr>
         <w:pStyle w:val="BodyText"/>
         <w:keepNext/>
-        <w:spacing w:before="0" w:after="120" w:line="276" w:lineRule="auto"/>
+        <w:spacing w:before="0" w:after="120" w:line="360" w:lineRule="auto"/>
         <w:ind w:firstLine="0"/>
         <w:jc w:val="both"/>
       </w:pPr>
@@ -15067,7 +15069,7 @@
       <w:pPr>
         <w:pStyle w:val="BodyText"/>
         <w:keepNext w:val="0"/>
-        <w:spacing w:before="0" w:after="120" w:line="276" w:lineRule="auto"/>
+        <w:spacing w:before="0" w:after="120" w:line="360" w:lineRule="auto"/>
         <w:ind w:firstLine="0"/>
         <w:jc w:val="both"/>
       </w:pPr>
@@ -15078,7 +15080,7 @@
     <w:p>
       <w:pPr>
         <w:pStyle w:val="BodyText"/>
-        <w:spacing w:before="0" w:after="120" w:line="276" w:lineRule="auto"/>
+        <w:spacing w:before="0" w:after="120" w:line="360" w:lineRule="auto"/>
         <w:ind w:firstLine="0"/>
         <w:jc w:val="both"/>
       </w:pPr>
@@ -15090,7 +15092,7 @@
       <w:pPr>
         <w:pStyle w:val="Captions"/>
         <w:keepNext/>
-        <w:spacing w:line="240" w:lineRule="auto" w:before="200" w:after="80"/>
+        <w:spacing w:line="240" w:lineRule="auto" w:before="360" w:after="80"/>
         <w:ind w:firstLine="0"/>
         <w:jc w:val="both"/>
       </w:pPr>
@@ -15892,7 +15894,7 @@
     <w:p>
       <w:pPr>
         <w:pStyle w:val="BodyText"/>
-        <w:spacing w:before="0" w:after="120" w:line="276" w:lineRule="auto"/>
+        <w:spacing w:before="360" w:after="120" w:line="360" w:lineRule="auto"/>
         <w:ind w:firstLine="0"/>
         <w:jc w:val="both"/>
       </w:pPr>
@@ -15904,7 +15906,7 @@
       <w:pPr>
         <w:pStyle w:val="Captions"/>
         <w:keepNext/>
-        <w:spacing w:line="240" w:lineRule="auto" w:before="200" w:after="80"/>
+        <w:spacing w:line="240" w:lineRule="auto" w:before="360" w:after="80"/>
         <w:ind w:firstLine="0"/>
         <w:jc w:val="both"/>
       </w:pPr>
@@ -16918,7 +16920,7 @@
       <w:pPr>
         <w:pStyle w:val="Captions"/>
         <w:keepNext/>
-        <w:spacing w:line="240" w:lineRule="auto" w:before="280" w:after="80"/>
+        <w:spacing w:line="240" w:lineRule="auto" w:before="360" w:after="80"/>
         <w:ind w:firstLine="0"/>
         <w:jc w:val="both"/>
       </w:pPr>
@@ -18312,7 +18314,7 @@
       <w:pPr>
         <w:pStyle w:val="BodyText"/>
         <w:keepNext/>
-        <w:spacing w:before="280" w:after="0" w:line="240" w:lineRule="auto"/>
+        <w:spacing w:before="360" w:after="0" w:line="240" w:lineRule="auto"/>
         <w:ind w:firstLine="0"/>
         <w:jc w:val="center"/>
       </w:pPr>
@@ -18367,7 +18369,7 @@
       <w:pPr>
         <w:pStyle w:val="Captions"/>
         <w:keepNext w:val="0"/>
-        <w:spacing w:line="240" w:lineRule="auto" w:before="80" w:after="280"/>
+        <w:spacing w:line="240" w:lineRule="auto" w:before="80" w:after="360"/>
         <w:ind w:firstLine="0"/>
         <w:jc w:val="both"/>
       </w:pPr>
@@ -18573,7 +18575,7 @@
     <w:p>
       <w:pPr>
         <w:pStyle w:val="BodyText"/>
-        <w:spacing w:before="0" w:after="120" w:line="276" w:lineRule="auto"/>
+        <w:spacing w:before="0" w:after="120" w:line="360" w:lineRule="auto"/>
         <w:ind w:firstLine="0"/>
         <w:jc w:val="both"/>
       </w:pPr>
@@ -18585,7 +18587,7 @@
       <w:pPr>
         <w:pStyle w:val="Captions"/>
         <w:keepNext/>
-        <w:spacing w:line="240" w:lineRule="auto" w:before="200" w:after="80"/>
+        <w:spacing w:line="240" w:lineRule="auto" w:before="360" w:after="80"/>
         <w:ind w:firstLine="0"/>
         <w:jc w:val="both"/>
       </w:pPr>
@@ -19724,7 +19726,7 @@
     <w:p>
       <w:pPr>
         <w:pStyle w:val="Heading1"/>
-        <w:spacing w:before="280"/>
+        <w:spacing w:before="360"/>
       </w:pPr>
       <w:r>
         <w:t>S6. Uncertainty analysis</w:t>
@@ -19733,6 +19735,7 @@
     <w:p>
       <w:pPr>
         <w:pStyle w:val="BodyText"/>
+        <w:spacing w:line="360" w:lineRule="auto"/>
       </w:pPr>
       <w:r>
         <w:t xml:space="preserve">Uncertainty in predicted mass loss arising from the calibrated kinetic parameters </w:t>
@@ -19852,7 +19855,7 @@
     <w:p>
       <w:pPr>
         <w:pStyle w:val="BodyText"/>
-        <w:spacing w:before="0" w:after="120" w:line="276" w:lineRule="auto"/>
+        <w:spacing w:before="0" w:after="120" w:line="360" w:lineRule="auto"/>
         <w:ind w:firstLine="0"/>
         <w:jc w:val="both"/>
       </w:pPr>
@@ -19864,7 +19867,7 @@
       <w:pPr>
         <w:pStyle w:val="BodyText"/>
         <w:keepNext/>
-        <w:spacing w:before="200" w:after="0" w:line="240" w:lineRule="auto"/>
+        <w:spacing w:before="360" w:after="0" w:line="240" w:lineRule="auto"/>
         <w:ind w:firstLine="0"/>
         <w:jc w:val="center"/>
       </w:pPr>
@@ -19926,7 +19929,7 @@
       <w:pPr>
         <w:pStyle w:val="Captions"/>
         <w:keepNext w:val="0"/>
-        <w:spacing w:line="240" w:lineRule="auto" w:before="80" w:after="280"/>
+        <w:spacing w:line="240" w:lineRule="auto" w:before="80" w:after="360"/>
         <w:ind w:firstLine="0"/>
         <w:jc w:val="both"/>
       </w:pPr>
@@ -20022,7 +20025,7 @@
     <w:p>
       <w:pPr>
         <w:pStyle w:val="BodyText"/>
-        <w:spacing w:before="0" w:after="120" w:line="276" w:lineRule="auto"/>
+        <w:spacing w:before="0" w:after="120" w:line="360" w:lineRule="auto"/>
         <w:ind w:firstLine="0"/>
         <w:jc w:val="both"/>
       </w:pPr>
@@ -20034,7 +20037,7 @@
       <w:pPr>
         <w:pStyle w:val="BodyText"/>
         <w:keepNext/>
-        <w:spacing w:before="200" w:after="0" w:line="240" w:lineRule="auto"/>
+        <w:spacing w:before="360" w:after="0" w:line="240" w:lineRule="auto"/>
         <w:ind w:firstLine="0"/>
         <w:jc w:val="center"/>
       </w:pPr>
@@ -20096,7 +20099,7 @@
       <w:pPr>
         <w:pStyle w:val="Captions"/>
         <w:keepNext w:val="0"/>
-        <w:spacing w:line="240" w:lineRule="auto" w:before="80" w:after="280"/>
+        <w:spacing w:line="240" w:lineRule="auto" w:before="80" w:after="360"/>
         <w:ind w:firstLine="0"/>
         <w:jc w:val="both"/>
       </w:pPr>
@@ -20235,7 +20238,7 @@
       <w:pPr>
         <w:pStyle w:val="Captions"/>
         <w:keepNext/>
-        <w:spacing w:line="240" w:lineRule="auto" w:before="200" w:after="80"/>
+        <w:spacing w:line="240" w:lineRule="auto" w:before="360" w:after="80"/>
         <w:ind w:firstLine="0"/>
         <w:jc w:val="both"/>
       </w:pPr>
@@ -22392,7 +22395,7 @@
     <w:p>
       <w:pPr>
         <w:keepNext/>
-        <w:spacing w:after="0" w:line="240" w:lineRule="auto" w:before="280"/>
+        <w:spacing w:after="0" w:line="240" w:lineRule="auto" w:before="360"/>
         <w:ind w:firstLine="0"/>
         <w:jc w:val="center"/>
       </w:pPr>
@@ -22454,7 +22457,7 @@
       <w:pPr>
         <w:pStyle w:val="Captions"/>
         <w:keepNext w:val="0"/>
-        <w:spacing w:line="240" w:lineRule="auto" w:before="80" w:after="280"/>
+        <w:spacing w:line="240" w:lineRule="auto" w:before="80" w:after="360"/>
         <w:ind w:firstLine="0"/>
         <w:jc w:val="both"/>
         <w:rPr>
@@ -22580,7 +22583,7 @@
     <w:p>
       <w:pPr>
         <w:keepNext/>
-        <w:spacing w:after="0" w:line="240" w:lineRule="auto" w:before="200"/>
+        <w:spacing w:after="0" w:line="240" w:lineRule="auto" w:before="360"/>
         <w:ind w:firstLine="0"/>
         <w:jc w:val="center"/>
         <w:rPr>
@@ -22648,7 +22651,7 @@
       <w:pPr>
         <w:pStyle w:val="Captions"/>
         <w:keepNext w:val="0"/>
-        <w:spacing w:line="240" w:lineRule="auto" w:before="80" w:after="280"/>
+        <w:spacing w:line="240" w:lineRule="auto" w:before="80" w:after="360"/>
         <w:ind w:firstLine="0"/>
         <w:jc w:val="both"/>
       </w:pPr>

--- a/Supplementary_reorganized.docx
+++ b/Supplementary_reorganized.docx
@@ -403,7 +403,7 @@
                 <w:sz w:val="20"/>
                 <w:szCs w:val="20"/>
               </w:rPr>
-              <w:t>Tables S2–S3; Figures S3–S4</w:t>
+              <w:t xml:space="preserve">Equation S4; Tables S2–S3; Figures S3–S4</w:t>
             </w:r>
           </w:p>
         </w:tc>
@@ -607,7 +607,7 @@
                 <w:sz w:val="20"/>
                 <w:szCs w:val="20"/>
               </w:rPr>
-              <w:t>Tables S7–S10; Figure S6</w:t>
+              <w:t xml:space="preserve">Equation S5; Tables S7–S10; Figure S6</w:t>
             </w:r>
           </w:p>
         </w:tc>

--- a/Supplementary_reorganized.docx
+++ b/Supplementary_reorganized.docx
@@ -3043,34 +3043,29 @@
         </w:rPr>
       </w:pPr>
       <w:r>
-        <w:rPr>
-          <w:rFonts w:cs="Times New Roman"/>
-        </w:rPr>
-        <w:t xml:space="preserve">The hard-minimum formulation (Rule A) produced the lowest prediction error (RMSE = 0.0568%) and most accurately reproduced the literature-reported decline and plateau in mass loss. Only two controlling-regime transitions occurred during the simulation (&lt;2% of time steps), indicating negligible numerical switching </w:t>
-      </w:r>
-      <w:r>
-        <w:rPr>
-          <w:rFonts w:cs="Times New Roman"/>
-        </w:rPr>
-        <w:t>artifacts</w:t>
-      </w:r>
-      <w:r>
-        <w:rPr>
-          <w:rFonts w:cs="Times New Roman"/>
-        </w:rPr>
-        <w:t>. Following the initial reaction-controlled stage, degradation became predominantly oxygen-diffusion limited. Based on predictive accuracy, physical consistency, and agreement with observed passivation </w:t>
-      </w:r>
-      <w:r>
-        <w:rPr>
-          <w:rFonts w:cs="Times New Roman"/>
-        </w:rPr>
-        <w:t>behavior</w:t>
-      </w:r>
-      <w:r>
-        <w:rPr>
-          <w:rFonts w:cs="Times New Roman"/>
-        </w:rPr>
-        <w:t>, Rule A was selected for all simulations. </w:t>
+        <w:t>Rule A (hard minimum) was adopted on physical and numerical grounds. Agreement with the literature data served as a consistency check rather than as the selection criterion, because RMSE depends on the calibration and could be reduced for any rule by recalibrating it.</w:t>
+      </w:r>
+    </w:p>
+    <w:p>
+      <w:pPr>
+        <w:pStyle w:val="BodyText"/>
+        <w:spacing w:before="0" w:after="120" w:line="360" w:lineRule="auto"/>
+        <w:ind w:firstLine="0"/>
+        <w:jc w:val="both"/>
+      </w:pPr>
+      <w:r>
+        <w:t>First, Rule A encodes the physical picture that the slowest of the mutually exclusive rate capacities gates the interface. The simulations support this picture: after the initial reaction-controlled stage the interface is oxygen-diffusion-limited, and oxygen diffusion controls more than 99% of the interface area at 672 h. Blended rules (Rules B and C) change the prediction only where two velocities are comparable, which rarely occurs here, and they represent co-controlled mechanisms that the results do not show. Second, Rule D removes the oxygen-diffusion cap, so oxygen reduction proceeds irrespective of the local oxygen supply. This is inconsistent with oxygen-limited degradation and over-predicts the mass loss (0.58% at 168 h against 0.20% in the literature data, and 0.94% against 0.23% for Rule A at 672 h). Third, Rule A adds no parameters or regularization, whereas Rules B and C introduce blending terms. Fourth, the non-differentiability of the hard minimum did not cause switching artifacts: only two controlling-regime transitions occurred (1.2% of the 167 recorded steps), both during the initial transient. The same count was obtained for Rules B–D, so this criterion does not separate the rules but removes the main objection to Rule A.</w:t>
+      </w:r>
+    </w:p>
+    <w:p>
+      <w:pPr>
+        <w:pStyle w:val="BodyText"/>
+        <w:spacing w:before="0" w:after="120" w:line="360" w:lineRule="auto"/>
+        <w:ind w:firstLine="0"/>
+        <w:jc w:val="both"/>
+      </w:pPr>
+      <w:r>
+        <w:t>Rule A also gave the lowest RMSE against the literature data (0.0568%, against 0.0770%, 0.0766% and 0.2983% for Rules B, C and D), and its 672 h mass loss (0.226%) was 17–18% higher than those of Rules B and C (0.185% and 0.188%). Because the rules were not recalibrated individually, these differences are supporting evidence only. Rule A was used for all simulations.</w:t>
       </w:r>
     </w:p>
     <w:p>
@@ -3217,7 +3212,7 @@
           <w:sz w:val="20"/>
           <w:szCs w:val="20"/>
         </w:rPr>
-        <w:t xml:space="preserve">best matched the literature data</w:t>
+        <w:t xml:space="preserve">had the lowest RMSE (0.0568%) and was adopted on the physical grounds described in the text</w:t>
       </w:r>
       <w:r>
         <w:rPr>
@@ -3225,7 +3220,7 @@
           <w:sz w:val="20"/>
           <w:szCs w:val="20"/>
         </w:rPr>
-        <w:t xml:space="preserve"> (RMSE = 0.0568%) and was therefore adopted in the final model. Rules B and C </w:t>
+        <w:t xml:space="preserve">. Rules B and C </w:t>
       </w:r>
       <w:r>
         <w:rPr>
@@ -3583,7 +3578,7 @@
           <w:sz w:val="20"/>
           <w:szCs w:val="20"/>
         </w:rPr>
-        <w:t>best matched</w:t>
+        <w:t xml:space="preserve">gave the lowest RMSE and was adopted on physical grounds (see text)</w:t>
       </w:r>
       <w:r>
         <w:rPr>
@@ -3591,7 +3586,7 @@
           <w:sz w:val="20"/>
           <w:szCs w:val="20"/>
         </w:rPr>
-        <w:t xml:space="preserve"> literature mass-loss measurements and was adopted in the final model.</w:t>
+        <w:t xml:space="preserve">.</w:t>
       </w:r>
     </w:p>
     <w:tbl>

--- a/Supplementary_reorganized.docx
+++ b/Supplementary_reorganized.docx
@@ -20315,7 +20315,7 @@
           <w:sz w:val="20"/>
           <w:szCs w:val="20"/>
         </w:rPr>
-        <w:t xml:space="preserve">Geometric and computational parameters of the controlled test structures used in Figure 8.</w:t>
+        <w:t xml:space="preserve">Geometric and computational parameters of the controlled test structures used in Figure 7.</w:t>
       </w:r>
     </w:p>
     <w:tbl>

--- a/Supplementary_reorganized.docx
+++ b/Supplementary_reorganized.docx
@@ -5324,7 +5324,7 @@
                 <w:szCs w:val="20"/>
                 <w:lang w:eastAsia="en-US"/>
               </w:rPr>
-              <w:t>Main-text Table 2</w:t>
+              <w:t>Main-text Table 1</w:t>
             </w:r>
           </w:p>
         </w:tc>

--- a/Supplementary_reorganized.docx
+++ b/Supplementary_reorganized.docx
@@ -766,7 +766,7 @@
         <w:jc w:val="both"/>
       </w:pPr>
       <w:r>
-        <w:t xml:space="preserve">Optimal parameters were identified by minimizing the RMSE between predicted and literature-reported 14-day mass-loss measurements. The Bayesian optimization used a Gaussian process surrogate [1] with the expected improvement acquisition function [2], initialized with a Latin hypercube design [3]. The literature data are from Liu et al. [4].</w:t>
+        <w:t>Optimal parameters were identified by minimizing the RMSE between predicted and literature-reported 14-day mass-loss measurements. A Gaussian process (GP) surrogate model [1] was initialized using a 12-point Latin hypercube sampling (LHS) design [3] spanning the admissible parameter space and iteratively refined using the expected improvement (EI) acquisition function [2]. The literature data are from Liu et al. [4].</w:t>
       </w:r>
     </w:p>
     <w:p>

--- a/Supplementary_reorganized.docx
+++ b/Supplementary_reorganized.docx
@@ -19437,7 +19437,7 @@
                 <w:szCs w:val="20"/>
                 <w:lang w:eastAsia="en-US"/>
               </w:rPr>
-              <w:t>899</w:t>
+              <w:t>361</w:t>
             </w:r>
             <w:r>
               <w:rPr>

--- a/Supplementary_reorganized.docx
+++ b/Supplementary_reorganized.docx
@@ -19298,7 +19298,7 @@
                 <w:szCs w:val="20"/>
                 <w:lang w:eastAsia="en-US"/>
               </w:rPr>
-              <w:t>12.26 mm²</w:t>
+              <w:t>19.46 mm²</w:t>
             </w:r>
           </w:p>
         </w:tc>
@@ -19616,17 +19616,7 @@
                 <w:szCs w:val="20"/>
                 <w:lang w:eastAsia="en-US"/>
               </w:rPr>
-              <w:t>13.6</w:t>
-            </w:r>
-            <w:r>
-              <w:rPr>
-                <w:rFonts w:cs="Times New Roman"/>
-                <w:color w:val="000000"/>
-                <w:sz w:val="20"/>
-                <w:szCs w:val="20"/>
-                <w:lang w:eastAsia="en-US"/>
-              </w:rPr>
-              <w:t xml:space="preserve"> mm⁻¹</w:t>
+              <w:t>53.9 mm⁻¹</w:t>
             </w:r>
           </w:p>
         </w:tc>

--- a/Supplementary_reorganized.docx
+++ b/Supplementary_reorganized.docx
@@ -20112,7 +20112,7 @@
                 <w:szCs w:val="20"/>
                 <w:lang w:eastAsia="en-US"/>
               </w:rPr>
-              <w:t>0.01 mm</w:t>
+              <w:t>0.005 mm</w:t>
             </w:r>
           </w:p>
         </w:tc>

--- a/Supplementary_reorganized.docx
+++ b/Supplementary_reorganized.docx
@@ -4828,7 +4828,7 @@
                 <w:szCs w:val="20"/>
                 <w:lang w:eastAsia="en-US"/>
               </w:rPr>
-              <w:t>Optimization method</w:t>
+              <w:t>Solver</w:t>
             </w:r>
           </w:p>
         </w:tc>
@@ -4859,7 +4859,7 @@
                 <w:szCs w:val="20"/>
                 <w:lang w:eastAsia="en-US"/>
               </w:rPr>
-              <w:t>Bayesian optimization</w:t>
+              <w:t>FreeFEM++ (MPI), corrected-physics code v2 (chloride molar-unit fix in the film-dissolution term); hard-minimum rate rule</w:t>
             </w:r>
           </w:p>
         </w:tc>
@@ -4895,7 +4895,7 @@
                 <w:szCs w:val="20"/>
                 <w:lang w:eastAsia="en-US"/>
               </w:rPr>
-              <w:t>Surrogate model</w:t>
+              <w:t>Calibration geometry</w:t>
             </w:r>
           </w:p>
         </w:tc>
@@ -4926,7 +4926,7 @@
                 <w:szCs w:val="20"/>
                 <w:lang w:eastAsia="en-US"/>
               </w:rPr>
-              <w:t>Gaussian Process</w:t>
+              <w:t>Disc, diameter 10 mm x 2 mm, in a 30 x 30 x 30 mm box; coarse tetrahedral mesh (hmin 0.5 mm, 37,399 tetrahedra, 5,818 in the metal); closed box (no O2 inflow boundary)</w:t>
             </w:r>
           </w:p>
         </w:tc>
@@ -4962,7 +4962,7 @@
                 <w:szCs w:val="20"/>
                 <w:lang w:eastAsia="en-US"/>
               </w:rPr>
-              <w:t>Objective function</w:t>
+              <w:t>Time stepping</w:t>
             </w:r>
           </w:p>
         </w:tc>
@@ -4993,7 +4993,7 @@
                 <w:szCs w:val="20"/>
                 <w:lang w:eastAsia="en-US"/>
               </w:rPr>
-              <w:t>RMSE minimization</w:t>
+              <w:t>dt = 4 h, 336 h simulated per evaluation; no level-set redistancing; interface-relative velocity extension, probe distance 0.05 mm</w:t>
             </w:r>
           </w:p>
         </w:tc>
@@ -5052,146 +5052,16 @@
                 <w:lang w:eastAsia="en-US"/>
               </w:rPr>
             </w:pPr>
-            <m:oMath>
-              <m:sSub>
-                <m:sSubPr>
-                  <m:ctrlPr>
-                    <w:rPr>
-                      <w:rFonts w:ascii="Cambria Math" w:hAnsi="Cambria Math" w:cs="Times New Roman"/>
-                      <w:color w:val="000000"/>
-                      <w:sz w:val="20"/>
-                      <w:szCs w:val="20"/>
-                      <w:lang w:eastAsia="en-US"/>
-                    </w:rPr>
-                  </m:ctrlPr>
-                </m:sSubPr>
-                <m:e>
-                  <m:r>
-                    <w:rPr>
-                      <w:rFonts w:ascii="Cambria Math" w:hAnsi="Cambria Math" w:cs="Times New Roman"/>
-                      <w:color w:val="000000"/>
-                      <w:sz w:val="20"/>
-                      <w:szCs w:val="20"/>
-                      <w:lang w:eastAsia="en-US"/>
-                    </w:rPr>
-                    <m:t>k</m:t>
-                  </m:r>
-                </m:e>
-                <m:sub>
-                  <m:r>
-                    <w:rPr>
-                      <w:rFonts w:ascii="Cambria Math" w:hAnsi="Cambria Math" w:cs="Times New Roman"/>
-                      <w:color w:val="000000"/>
-                      <w:sz w:val="20"/>
-                      <w:szCs w:val="20"/>
-                      <w:lang w:eastAsia="en-US"/>
-                    </w:rPr>
-                    <m:t>f</m:t>
-                  </m:r>
-                </m:sub>
-              </m:sSub>
-            </m:oMath>
-            <w:r>
-              <w:rPr>
-                <w:rFonts w:cs="Times New Roman"/>
-                <w:color w:val="000000"/>
-                <w:sz w:val="20"/>
-                <w:szCs w:val="20"/>
-                <w:lang w:eastAsia="en-US"/>
-              </w:rPr>
-              <w:t xml:space="preserve">, </w:t>
-            </w:r>
-            <m:oMath>
-              <m:sSub>
-                <m:sSubPr>
-                  <m:ctrlPr>
-                    <w:rPr>
-                      <w:rFonts w:ascii="Cambria Math" w:hAnsi="Cambria Math" w:cs="Times New Roman"/>
-                      <w:color w:val="000000"/>
-                      <w:sz w:val="20"/>
-                      <w:szCs w:val="20"/>
-                      <w:lang w:eastAsia="en-US"/>
-                    </w:rPr>
-                  </m:ctrlPr>
-                </m:sSubPr>
-                <m:e>
-                  <m:r>
-                    <w:rPr>
-                      <w:rFonts w:ascii="Cambria Math" w:hAnsi="Cambria Math" w:cs="Times New Roman"/>
-                      <w:color w:val="000000"/>
-                      <w:sz w:val="20"/>
-                      <w:szCs w:val="20"/>
-                      <w:lang w:eastAsia="en-US"/>
-                    </w:rPr>
-                    <m:t>k</m:t>
-                  </m:r>
-                </m:e>
-                <m:sub>
-                  <m:r>
-                    <w:rPr>
-                      <w:rFonts w:ascii="Cambria Math" w:hAnsi="Cambria Math" w:cs="Times New Roman"/>
-                      <w:color w:val="000000"/>
-                      <w:sz w:val="20"/>
-                      <w:szCs w:val="20"/>
-                      <w:lang w:eastAsia="en-US"/>
-                    </w:rPr>
-                    <m:t>d</m:t>
-                  </m:r>
-                </m:sub>
-              </m:sSub>
-            </m:oMath>
-            <w:r>
-              <w:rPr>
-                <w:rFonts w:cs="Times New Roman"/>
-                <w:color w:val="000000"/>
-                <w:sz w:val="20"/>
-                <w:szCs w:val="20"/>
-                <w:lang w:eastAsia="en-US"/>
-              </w:rPr>
-              <w:t xml:space="preserve">, </w:t>
-            </w:r>
-            <m:oMath>
-              <m:sSub>
-                <m:sSubPr>
-                  <m:ctrlPr>
-                    <w:rPr>
-                      <w:rFonts w:ascii="Cambria Math" w:hAnsi="Cambria Math" w:cs="Times New Roman"/>
-                      <w:color w:val="000000"/>
-                      <w:sz w:val="20"/>
-                      <w:szCs w:val="20"/>
-                      <w:lang w:eastAsia="en-US"/>
-                    </w:rPr>
-                  </m:ctrlPr>
-                </m:sSubPr>
-                <m:e>
-                  <m:r>
-                    <w:rPr>
-                      <w:rFonts w:ascii="Cambria Math" w:hAnsi="Cambria Math" w:cs="Times New Roman"/>
-                      <w:color w:val="000000"/>
-                      <w:sz w:val="20"/>
-                      <w:szCs w:val="20"/>
-                      <w:lang w:eastAsia="en-US"/>
-                    </w:rPr>
-                    <m:t>k</m:t>
-                  </m:r>
-                </m:e>
-                <m:sub>
-                  <m:r>
-                    <m:rPr>
-                      <m:sty m:val="p"/>
-                    </m:rPr>
-                    <w:rPr>
-                      <w:rFonts w:ascii="Cambria Math" w:hAnsi="Cambria Math" w:cs="Times New Roman"/>
-                      <w:color w:val="000000"/>
-                      <w:sz w:val="20"/>
-                      <w:szCs w:val="20"/>
-                      <w:lang w:eastAsia="en-US"/>
-                    </w:rPr>
-                    <m:t>ORR</m:t>
-                  </m:r>
-                </m:sub>
-              </m:sSub>
-            </m:oMath>
+            <w:r>
+              <w:rPr>
+                <w:rFonts w:cs="Times New Roman"/>
+                <w:color w:val="000000"/>
+                <w:sz w:val="20"/>
+                <w:szCs w:val="20"/>
+                <w:lang w:eastAsia="en-US"/>
+              </w:rPr>
+              <w:t>k_f (film formation, 1/h), k_d (film dissolution, L2 mol-2 h-1, Cl- as mol/L), k_ORR (effective ORR coefficient, mm/h)</w:t>
+            </w:r>
           </w:p>
         </w:tc>
       </w:tr>
@@ -5226,7 +5096,7 @@
                 <w:szCs w:val="20"/>
                 <w:lang w:eastAsia="en-US"/>
               </w:rPr>
-              <w:t>Prior distribution</w:t>
+              <w:t>Search bounds (log10-uniform)</w:t>
             </w:r>
           </w:p>
         </w:tc>
@@ -5257,7 +5127,7 @@
                 <w:szCs w:val="20"/>
                 <w:lang w:eastAsia="en-US"/>
               </w:rPr>
-              <w:t>Uniform</w:t>
+              <w:t>k_f [1, 100]; k_d [1, 100] (Phase 3 allowed 0.1-100); k_ORR [0.05, 5]</w:t>
             </w:r>
           </w:p>
         </w:tc>
@@ -5293,7 +5163,7 @@
                 <w:szCs w:val="20"/>
                 <w:lang w:eastAsia="en-US"/>
               </w:rPr>
-              <w:t>Parameter bounds</w:t>
+              <w:t>Fixed parameters used in these runs</w:t>
             </w:r>
           </w:p>
         </w:tc>
@@ -5324,7 +5194,7 @@
                 <w:szCs w:val="20"/>
                 <w:lang w:eastAsia="en-US"/>
               </w:rPr>
-              <w:t>Main-text Table 1</w:t>
+              <w:t>film porosity 0.25; film tortuosity 2.00; film density 5.606 g/cm3 (as in manuscript Table 1); D_O2 10.8, D_Zn 3.38, D_Cl 9.7, D_OH 25.45 mm2/h; C_O2,0 3.5 mg/L; Cl- 142.3 mmol/L; [Zn]sat 10 mg/L  (NOTE: diffusivities differ from manuscript Table 1 - to be reconciled)</w:t>
             </w:r>
           </w:p>
         </w:tc>
@@ -5360,7 +5230,7 @@
                 <w:szCs w:val="20"/>
                 <w:lang w:eastAsia="en-US"/>
               </w:rPr>
-              <w:t>Random seed</w:t>
+              <w:t>Target data</w:t>
             </w:r>
           </w:p>
         </w:tc>
@@ -5391,7 +5261,7 @@
                 <w:szCs w:val="20"/>
                 <w:lang w:eastAsia="en-US"/>
               </w:rPr>
-              <w:t>1</w:t>
+              <w:t>Liu et al., J. Mater. Sci. Technol. (2018), doi 10.1016/j.jmst.2018.05.005: mass loss and corrosion rate at 24, 48, 120, 168, 240, 336 h</w:t>
             </w:r>
           </w:p>
         </w:tc>
@@ -5427,7 +5297,7 @@
                 <w:szCs w:val="20"/>
                 <w:lang w:eastAsia="en-US"/>
               </w:rPr>
-              <w:t xml:space="preserve">Initial sampling</w:t>
+              <w:t>Mesh correction</w:t>
             </w:r>
           </w:p>
         </w:tc>
@@ -5458,7 +5328,7 @@
                 <w:szCs w:val="20"/>
                 <w:lang w:eastAsia="en-US"/>
               </w:rPr>
-              <w:t xml:space="preserve">12-point Latin hypercube design (iterations 1–12)</w:t>
+              <w:t>Coarse-to-fine bias correction: ML_fine = 1.355846 x ML_coarse - 0.001584 (Pearson r = 0.998644 vs the hmin 0.25 mm mesh); derived with the earlier code version</w:t>
             </w:r>
           </w:p>
         </w:tc>
@@ -5494,7 +5364,7 @@
                 <w:szCs w:val="20"/>
                 <w:lang w:eastAsia="en-US"/>
               </w:rPr>
-              <w:t xml:space="preserve">Acquisition function</w:t>
+              <w:t>Simulated corrosion rate</w:t>
             </w:r>
           </w:p>
         </w:tc>
@@ -5525,7 +5395,7 @@
                 <w:szCs w:val="20"/>
                 <w:lang w:eastAsia="en-US"/>
               </w:rPr>
-              <w:t xml:space="preserve">Expected improvement</w:t>
+              <w:t>CR = ML/100 x m0 / (t rho A) x 8760 (cumulative average); m0 = 1.1217 g, rho = 0.00714 g/mm3, A = 238 mm2</w:t>
             </w:r>
           </w:p>
         </w:tc>
@@ -5561,7 +5431,7 @@
                 <w:szCs w:val="20"/>
                 <w:lang w:eastAsia="en-US"/>
               </w:rPr>
-              <w:t xml:space="preserve">Total iterations</w:t>
+              <w:t>Objective, Phase 1-2</w:t>
             </w:r>
           </w:p>
         </w:tc>
@@ -5592,7 +5462,7 @@
                 <w:szCs w:val="20"/>
                 <w:lang w:eastAsia="en-US"/>
               </w:rPr>
-              <w:t xml:space="preserve">32 (optimum at iteration 22)</w:t>
+              <w:t>RMSE of corrected mass loss vs target (24-336 h)</w:t>
             </w:r>
           </w:p>
         </w:tc>
@@ -5628,7 +5498,7 @@
                 <w:szCs w:val="20"/>
                 <w:lang w:eastAsia="en-US"/>
               </w:rPr>
-              <w:t>Noise treatment</w:t>
+              <w:t>Objective, Phase 3</w:t>
             </w:r>
           </w:p>
         </w:tc>
@@ -5659,7 +5529,7 @@
                 <w:szCs w:val="20"/>
                 <w:lang w:eastAsia="en-US"/>
               </w:rPr>
-              <w:t>Deterministic objective</w:t>
+              <w:t>RMSE of corrected mass loss vs target (24-336 h), the same objective as Phases 1-2 (all points chosen and scored on mass loss only)</w:t>
             </w:r>
           </w:p>
         </w:tc>
@@ -5695,7 +5565,7 @@
                 <w:szCs w:val="20"/>
                 <w:lang w:eastAsia="en-US"/>
               </w:rPr>
-              <w:t>Target RMSE</w:t>
+              <w:t>Design Phase 1</w:t>
             </w:r>
           </w:p>
         </w:tc>
@@ -5726,7 +5596,208 @@
                 <w:szCs w:val="20"/>
                 <w:lang w:eastAsia="en-US"/>
               </w:rPr>
-              <w:t>0.05%</w:t>
+              <w:t>12-point Latin hypercube (scipy qmc), seeds 7 (repeat 1) and 101 (repeat 2)</w:t>
+            </w:r>
+          </w:p>
+        </w:tc>
+      </w:tr>
+      <w:tr>
+        <w:trPr>
+          <w:cantSplit/>
+        </w:trPr>
+        <w:tc>
+          <w:tcPr>
+            <w:tcW w:w="3619" w:type="dxa"/>
+            <w:vAlign w:val="center"/>
+          </w:tcPr>
+          <w:p>
+            <w:pPr>
+              <w:keepNext w:val="0"/>
+              <w:spacing w:line="240" w:lineRule="auto" w:before="20" w:after="20"/>
+              <w:ind w:firstLine="0"/>
+              <w:jc w:val="left"/>
+              <w:rPr>
+                <w:rFonts w:cs="Times New Roman"/>
+                <w:color w:val="000000"/>
+                <w:sz w:val="20"/>
+                <w:szCs w:val="20"/>
+                <w:lang w:eastAsia="en-US"/>
+              </w:rPr>
+            </w:pPr>
+            <w:r>
+              <w:rPr>
+                <w:rFonts w:cs="Times New Roman"/>
+                <w:color w:val="000000"/>
+                <w:sz w:val="20"/>
+                <w:szCs w:val="20"/>
+                <w:lang w:eastAsia="en-US"/>
+              </w:rPr>
+              <w:t>Design Phase 2</w:t>
+            </w:r>
+          </w:p>
+        </w:tc>
+        <w:tc>
+          <w:tcPr>
+            <w:tcW w:w="5407" w:type="dxa"/>
+            <w:vAlign w:val="center"/>
+          </w:tcPr>
+          <w:p>
+            <w:pPr>
+              <w:keepNext w:val="0"/>
+              <w:spacing w:line="240" w:lineRule="auto" w:before="20" w:after="20"/>
+              <w:ind w:firstLine="0"/>
+              <w:jc w:val="center"/>
+              <w:rPr>
+                <w:rFonts w:cs="Times New Roman"/>
+                <w:color w:val="000000"/>
+                <w:sz w:val="20"/>
+                <w:szCs w:val="20"/>
+                <w:lang w:eastAsia="en-US"/>
+              </w:rPr>
+            </w:pPr>
+            <w:r>
+              <w:rPr>
+                <w:rFonts w:cs="Times New Roman"/>
+                <w:color w:val="000000"/>
+                <w:sz w:val="20"/>
+                <w:szCs w:val="20"/>
+                <w:lang w:eastAsia="en-US"/>
+              </w:rPr>
+              <w:t>Gaussian process (Matern nu=2.5 + white noise; normalised log10 inputs; log10 RMSE output; 20 restarts), expected improvement, 8 points, minimum separation 0.15 (normalised). k_f and k_d length scales sat at the upper bound, so k_ORR was narrowed to the EI ridge (0.12-0.20) and k_f, k_d were stratified by Latin hypercube over [1,100]</w:t>
+            </w:r>
+          </w:p>
+        </w:tc>
+      </w:tr>
+      <w:tr>
+        <w:trPr>
+          <w:cantSplit/>
+        </w:trPr>
+        <w:tc>
+          <w:tcPr>
+            <w:tcW w:w="3619" w:type="dxa"/>
+            <w:vAlign w:val="center"/>
+          </w:tcPr>
+          <w:p>
+            <w:pPr>
+              <w:keepNext w:val="0"/>
+              <w:spacing w:line="240" w:lineRule="auto" w:before="20" w:after="20"/>
+              <w:ind w:firstLine="0"/>
+              <w:jc w:val="left"/>
+              <w:rPr>
+                <w:rFonts w:cs="Times New Roman"/>
+                <w:color w:val="000000"/>
+                <w:sz w:val="20"/>
+                <w:szCs w:val="20"/>
+                <w:lang w:eastAsia="en-US"/>
+              </w:rPr>
+            </w:pPr>
+            <w:r>
+              <w:rPr>
+                <w:rFonts w:cs="Times New Roman"/>
+                <w:color w:val="000000"/>
+                <w:sz w:val="20"/>
+                <w:szCs w:val="20"/>
+                <w:lang w:eastAsia="en-US"/>
+              </w:rPr>
+              <w:t>Design Phase 3</w:t>
+            </w:r>
+          </w:p>
+        </w:tc>
+        <w:tc>
+          <w:tcPr>
+            <w:tcW w:w="5407" w:type="dxa"/>
+            <w:vAlign w:val="center"/>
+          </w:tcPr>
+          <w:p>
+            <w:pPr>
+              <w:keepNext w:val="0"/>
+              <w:spacing w:line="240" w:lineRule="auto" w:before="20" w:after="20"/>
+              <w:ind w:firstLine="0"/>
+              <w:jc w:val="center"/>
+              <w:rPr>
+                <w:rFonts w:cs="Times New Roman"/>
+                <w:color w:val="000000"/>
+                <w:sz w:val="20"/>
+                <w:szCs w:val="20"/>
+                <w:lang w:eastAsia="en-US"/>
+              </w:rPr>
+            </w:pPr>
+            <w:r>
+              <w:rPr>
+                <w:rFonts w:cs="Times New Roman"/>
+                <w:color w:val="000000"/>
+                <w:sz w:val="20"/>
+                <w:szCs w:val="20"/>
+                <w:lang w:eastAsia="en-US"/>
+              </w:rPr>
+              <w:t>Same GP on log10 RMSE over all 20 evaluations; EI proposals; unresolved axes (k_f, k_d) stratified within a factor 3 of the current best point; 8 points</w:t>
+            </w:r>
+          </w:p>
+        </w:tc>
+      </w:tr>
+      <w:tr>
+        <w:trPr>
+          <w:cantSplit/>
+        </w:trPr>
+        <w:tc>
+          <w:tcPr>
+            <w:tcW w:w="3619" w:type="dxa"/>
+            <w:vAlign w:val="center"/>
+          </w:tcPr>
+          <w:p>
+            <w:pPr>
+              <w:keepNext w:val="0"/>
+              <w:spacing w:line="240" w:lineRule="auto" w:before="20" w:after="20"/>
+              <w:ind w:firstLine="0"/>
+              <w:jc w:val="left"/>
+              <w:rPr>
+                <w:rFonts w:cs="Times New Roman"/>
+                <w:color w:val="000000"/>
+                <w:sz w:val="20"/>
+                <w:szCs w:val="20"/>
+                <w:lang w:eastAsia="en-US"/>
+              </w:rPr>
+            </w:pPr>
+            <w:r>
+              <w:rPr>
+                <w:rFonts w:cs="Times New Roman"/>
+                <w:color w:val="000000"/>
+                <w:sz w:val="20"/>
+                <w:szCs w:val="20"/>
+                <w:lang w:eastAsia="en-US"/>
+              </w:rPr>
+              <w:t>Cost</w:t>
+            </w:r>
+          </w:p>
+        </w:tc>
+        <w:tc>
+          <w:tcPr>
+            <w:tcW w:w="5407" w:type="dxa"/>
+            <w:vAlign w:val="center"/>
+          </w:tcPr>
+          <w:p>
+            <w:pPr>
+              <w:keepNext w:val="0"/>
+              <w:spacing w:line="240" w:lineRule="auto" w:before="20" w:after="20"/>
+              <w:ind w:firstLine="0"/>
+              <w:jc w:val="center"/>
+              <w:rPr>
+                <w:rFonts w:cs="Times New Roman"/>
+                <w:color w:val="000000"/>
+                <w:sz w:val="20"/>
+                <w:szCs w:val="20"/>
+                <w:lang w:eastAsia="en-US"/>
+              </w:rPr>
+            </w:pPr>
+            <w:r>
+              <w:rPr>
+                <w:rFonts w:cs="Times New Roman"/>
+                <w:color w:val="000000"/>
+                <w:sz w:val="20"/>
+                <w:szCs w:val="20"/>
+                <w:lang w:eastAsia="en-US"/>
+              </w:rPr>
+              <w:t>4 cores per evaluation, about 20 min; 28 evaluations per repeat, 2 repeats</w:t>
             </w:r>
           </w:p>
         </w:tc>

--- a/Supplementary_reorganized.docx
+++ b/Supplementary_reorganized.docx
@@ -4828,7 +4828,7 @@
                 <w:szCs w:val="20"/>
                 <w:lang w:eastAsia="en-US"/>
               </w:rPr>
-              <w:t>Solver</w:t>
+              <w:t>Optimization method</w:t>
             </w:r>
           </w:p>
         </w:tc>
@@ -4859,7 +4859,7 @@
                 <w:szCs w:val="20"/>
                 <w:lang w:eastAsia="en-US"/>
               </w:rPr>
-              <w:t>FreeFEM++ (MPI), corrected-physics code v2 (chloride molar-unit fix in the film-dissolution term); hard-minimum rate rule</w:t>
+              <w:t>Bayesian optimization</w:t>
             </w:r>
           </w:p>
         </w:tc>
@@ -4895,7 +4895,7 @@
                 <w:szCs w:val="20"/>
                 <w:lang w:eastAsia="en-US"/>
               </w:rPr>
-              <w:t>Calibration geometry</w:t>
+              <w:t>Surrogate model</w:t>
             </w:r>
           </w:p>
         </w:tc>
@@ -4926,7 +4926,7 @@
                 <w:szCs w:val="20"/>
                 <w:lang w:eastAsia="en-US"/>
               </w:rPr>
-              <w:t>Disc, diameter 10 mm x 2 mm, in a 30 x 30 x 30 mm box; coarse tetrahedral mesh (hmin 0.5 mm, 37,399 tetrahedra, 5,818 in the metal); closed box (no O2 inflow boundary)</w:t>
+              <w:t>Gaussian Process</w:t>
             </w:r>
           </w:p>
         </w:tc>
@@ -4962,7 +4962,7 @@
                 <w:szCs w:val="20"/>
                 <w:lang w:eastAsia="en-US"/>
               </w:rPr>
-              <w:t>Time stepping</w:t>
+              <w:t>Objective function</w:t>
             </w:r>
           </w:p>
         </w:tc>
@@ -4993,7 +4993,7 @@
                 <w:szCs w:val="20"/>
                 <w:lang w:eastAsia="en-US"/>
               </w:rPr>
-              <w:t>dt = 4 h, 336 h simulated per evaluation; no level-set redistancing; interface-relative velocity extension, probe distance 0.05 mm</w:t>
+              <w:t>RMSE minimization</w:t>
             </w:r>
           </w:p>
         </w:tc>
@@ -5052,16 +5052,146 @@
                 <w:lang w:eastAsia="en-US"/>
               </w:rPr>
             </w:pPr>
-            <w:r>
-              <w:rPr>
-                <w:rFonts w:cs="Times New Roman"/>
-                <w:color w:val="000000"/>
-                <w:sz w:val="20"/>
-                <w:szCs w:val="20"/>
-                <w:lang w:eastAsia="en-US"/>
-              </w:rPr>
-              <w:t>k_f (film formation, 1/h), k_d (film dissolution, L2 mol-2 h-1, Cl- as mol/L), k_ORR (effective ORR coefficient, mm/h)</w:t>
-            </w:r>
+            <m:oMath>
+              <m:sSub>
+                <m:sSubPr>
+                  <m:ctrlPr>
+                    <w:rPr>
+                      <w:rFonts w:ascii="Cambria Math" w:hAnsi="Cambria Math" w:cs="Times New Roman"/>
+                      <w:color w:val="000000"/>
+                      <w:sz w:val="20"/>
+                      <w:szCs w:val="20"/>
+                      <w:lang w:eastAsia="en-US"/>
+                    </w:rPr>
+                  </m:ctrlPr>
+                </m:sSubPr>
+                <m:e>
+                  <m:r>
+                    <w:rPr>
+                      <w:rFonts w:ascii="Cambria Math" w:hAnsi="Cambria Math" w:cs="Times New Roman"/>
+                      <w:color w:val="000000"/>
+                      <w:sz w:val="20"/>
+                      <w:szCs w:val="20"/>
+                      <w:lang w:eastAsia="en-US"/>
+                    </w:rPr>
+                    <m:t>k</m:t>
+                  </m:r>
+                </m:e>
+                <m:sub>
+                  <m:r>
+                    <w:rPr>
+                      <w:rFonts w:ascii="Cambria Math" w:hAnsi="Cambria Math" w:cs="Times New Roman"/>
+                      <w:color w:val="000000"/>
+                      <w:sz w:val="20"/>
+                      <w:szCs w:val="20"/>
+                      <w:lang w:eastAsia="en-US"/>
+                    </w:rPr>
+                    <m:t>f</m:t>
+                  </m:r>
+                </m:sub>
+              </m:sSub>
+            </m:oMath>
+            <w:r>
+              <w:rPr>
+                <w:rFonts w:cs="Times New Roman"/>
+                <w:color w:val="000000"/>
+                <w:sz w:val="20"/>
+                <w:szCs w:val="20"/>
+                <w:lang w:eastAsia="en-US"/>
+              </w:rPr>
+              <w:t xml:space="preserve">, </w:t>
+            </w:r>
+            <m:oMath>
+              <m:sSub>
+                <m:sSubPr>
+                  <m:ctrlPr>
+                    <w:rPr>
+                      <w:rFonts w:ascii="Cambria Math" w:hAnsi="Cambria Math" w:cs="Times New Roman"/>
+                      <w:color w:val="000000"/>
+                      <w:sz w:val="20"/>
+                      <w:szCs w:val="20"/>
+                      <w:lang w:eastAsia="en-US"/>
+                    </w:rPr>
+                  </m:ctrlPr>
+                </m:sSubPr>
+                <m:e>
+                  <m:r>
+                    <w:rPr>
+                      <w:rFonts w:ascii="Cambria Math" w:hAnsi="Cambria Math" w:cs="Times New Roman"/>
+                      <w:color w:val="000000"/>
+                      <w:sz w:val="20"/>
+                      <w:szCs w:val="20"/>
+                      <w:lang w:eastAsia="en-US"/>
+                    </w:rPr>
+                    <m:t>k</m:t>
+                  </m:r>
+                </m:e>
+                <m:sub>
+                  <m:r>
+                    <w:rPr>
+                      <w:rFonts w:ascii="Cambria Math" w:hAnsi="Cambria Math" w:cs="Times New Roman"/>
+                      <w:color w:val="000000"/>
+                      <w:sz w:val="20"/>
+                      <w:szCs w:val="20"/>
+                      <w:lang w:eastAsia="en-US"/>
+                    </w:rPr>
+                    <m:t>d</m:t>
+                  </m:r>
+                </m:sub>
+              </m:sSub>
+            </m:oMath>
+            <w:r>
+              <w:rPr>
+                <w:rFonts w:cs="Times New Roman"/>
+                <w:color w:val="000000"/>
+                <w:sz w:val="20"/>
+                <w:szCs w:val="20"/>
+                <w:lang w:eastAsia="en-US"/>
+              </w:rPr>
+              <w:t xml:space="preserve">, </w:t>
+            </w:r>
+            <m:oMath>
+              <m:sSub>
+                <m:sSubPr>
+                  <m:ctrlPr>
+                    <w:rPr>
+                      <w:rFonts w:ascii="Cambria Math" w:hAnsi="Cambria Math" w:cs="Times New Roman"/>
+                      <w:color w:val="000000"/>
+                      <w:sz w:val="20"/>
+                      <w:szCs w:val="20"/>
+                      <w:lang w:eastAsia="en-US"/>
+                    </w:rPr>
+                  </m:ctrlPr>
+                </m:sSubPr>
+                <m:e>
+                  <m:r>
+                    <w:rPr>
+                      <w:rFonts w:ascii="Cambria Math" w:hAnsi="Cambria Math" w:cs="Times New Roman"/>
+                      <w:color w:val="000000"/>
+                      <w:sz w:val="20"/>
+                      <w:szCs w:val="20"/>
+                      <w:lang w:eastAsia="en-US"/>
+                    </w:rPr>
+                    <m:t>k</m:t>
+                  </m:r>
+                </m:e>
+                <m:sub>
+                  <m:r>
+                    <m:rPr>
+                      <m:sty m:val="p"/>
+                    </m:rPr>
+                    <w:rPr>
+                      <w:rFonts w:ascii="Cambria Math" w:hAnsi="Cambria Math" w:cs="Times New Roman"/>
+                      <w:color w:val="000000"/>
+                      <w:sz w:val="20"/>
+                      <w:szCs w:val="20"/>
+                      <w:lang w:eastAsia="en-US"/>
+                    </w:rPr>
+                    <m:t>ORR</m:t>
+                  </m:r>
+                </m:sub>
+              </m:sSub>
+            </m:oMath>
           </w:p>
         </w:tc>
       </w:tr>
@@ -5096,7 +5226,7 @@
                 <w:szCs w:val="20"/>
                 <w:lang w:eastAsia="en-US"/>
               </w:rPr>
-              <w:t>Search bounds (log10-uniform)</w:t>
+              <w:t>Prior distribution</w:t>
             </w:r>
           </w:p>
         </w:tc>
@@ -5127,7 +5257,7 @@
                 <w:szCs w:val="20"/>
                 <w:lang w:eastAsia="en-US"/>
               </w:rPr>
-              <w:t>k_f [1, 100]; k_d [1, 100] (Phase 3 allowed 0.1-100); k_ORR [0.05, 5]</w:t>
+              <w:t>Uniform</w:t>
             </w:r>
           </w:p>
         </w:tc>
@@ -5163,7 +5293,7 @@
                 <w:szCs w:val="20"/>
                 <w:lang w:eastAsia="en-US"/>
               </w:rPr>
-              <w:t>Fixed parameters used in these runs</w:t>
+              <w:t>Parameter bounds</w:t>
             </w:r>
           </w:p>
         </w:tc>
@@ -5194,7 +5324,7 @@
                 <w:szCs w:val="20"/>
                 <w:lang w:eastAsia="en-US"/>
               </w:rPr>
-              <w:t>film porosity 0.25; film tortuosity 2.00; film density 5.606 g/cm3 (as in manuscript Table 1); D_O2 10.8, D_Zn 3.38, D_Cl 9.7, D_OH 25.45 mm2/h; C_O2,0 3.5 mg/L; Cl- 142.3 mmol/L; [Zn]sat 10 mg/L  (NOTE: diffusivities differ from manuscript Table 1 - to be reconciled)</w:t>
+              <w:t>Main-text Table 2</w:t>
             </w:r>
           </w:p>
         </w:tc>
@@ -5230,7 +5360,7 @@
                 <w:szCs w:val="20"/>
                 <w:lang w:eastAsia="en-US"/>
               </w:rPr>
-              <w:t>Target data</w:t>
+              <w:t>Random seed</w:t>
             </w:r>
           </w:p>
         </w:tc>
@@ -5261,7 +5391,7 @@
                 <w:szCs w:val="20"/>
                 <w:lang w:eastAsia="en-US"/>
               </w:rPr>
-              <w:t>Liu et al., J. Mater. Sci. Technol. (2018), doi 10.1016/j.jmst.2018.05.005: mass loss and corrosion rate at 24, 48, 120, 168, 240, 336 h</w:t>
+              <w:t>1</w:t>
             </w:r>
           </w:p>
         </w:tc>
@@ -5297,7 +5427,7 @@
                 <w:szCs w:val="20"/>
                 <w:lang w:eastAsia="en-US"/>
               </w:rPr>
-              <w:t>Mesh correction</w:t>
+              <w:t xml:space="preserve">Initial sampling</w:t>
             </w:r>
           </w:p>
         </w:tc>
@@ -5328,7 +5458,7 @@
                 <w:szCs w:val="20"/>
                 <w:lang w:eastAsia="en-US"/>
               </w:rPr>
-              <w:t>Coarse-to-fine bias correction: ML_fine = 1.355846 x ML_coarse - 0.001584 (Pearson r = 0.998644 vs the hmin 0.25 mm mesh); derived with the earlier code version</w:t>
+              <w:t xml:space="preserve">12-point Latin hypercube design (iterations 1–12)</w:t>
             </w:r>
           </w:p>
         </w:tc>
@@ -5364,7 +5494,7 @@
                 <w:szCs w:val="20"/>
                 <w:lang w:eastAsia="en-US"/>
               </w:rPr>
-              <w:t>Simulated corrosion rate</w:t>
+              <w:t xml:space="preserve">Acquisition function</w:t>
             </w:r>
           </w:p>
         </w:tc>
@@ -5395,7 +5525,7 @@
                 <w:szCs w:val="20"/>
                 <w:lang w:eastAsia="en-US"/>
               </w:rPr>
-              <w:t>CR = ML/100 x m0 / (t rho A) x 8760 (cumulative average); m0 = 1.1217 g, rho = 0.00714 g/mm3, A = 238 mm2</w:t>
+              <w:t xml:space="preserve">Expected improvement</w:t>
             </w:r>
           </w:p>
         </w:tc>
@@ -5431,7 +5561,7 @@
                 <w:szCs w:val="20"/>
                 <w:lang w:eastAsia="en-US"/>
               </w:rPr>
-              <w:t>Objective, Phase 1-2</w:t>
+              <w:t xml:space="preserve">Total iterations</w:t>
             </w:r>
           </w:p>
         </w:tc>
@@ -5462,7 +5592,7 @@
                 <w:szCs w:val="20"/>
                 <w:lang w:eastAsia="en-US"/>
               </w:rPr>
-              <w:t>RMSE of corrected mass loss vs target (24-336 h)</w:t>
+              <w:t xml:space="preserve">32 (optimum at iteration 22)</w:t>
             </w:r>
           </w:p>
         </w:tc>
@@ -5498,7 +5628,7 @@
                 <w:szCs w:val="20"/>
                 <w:lang w:eastAsia="en-US"/>
               </w:rPr>
-              <w:t>Objective, Phase 3</w:t>
+              <w:t>Noise treatment</w:t>
             </w:r>
           </w:p>
         </w:tc>
@@ -5529,7 +5659,7 @@
                 <w:szCs w:val="20"/>
                 <w:lang w:eastAsia="en-US"/>
               </w:rPr>
-              <w:t>RMSE of corrected mass loss vs target (24-336 h), the same objective as Phases 1-2 (all points chosen and scored on mass loss only)</w:t>
+              <w:t>Deterministic objective</w:t>
             </w:r>
           </w:p>
         </w:tc>
@@ -5565,7 +5695,7 @@
                 <w:szCs w:val="20"/>
                 <w:lang w:eastAsia="en-US"/>
               </w:rPr>
-              <w:t>Design Phase 1</w:t>
+              <w:t>Target RMSE</w:t>
             </w:r>
           </w:p>
         </w:tc>
@@ -5596,208 +5726,7 @@
                 <w:szCs w:val="20"/>
                 <w:lang w:eastAsia="en-US"/>
               </w:rPr>
-              <w:t>12-point Latin hypercube (scipy qmc), seeds 7 (repeat 1) and 101 (repeat 2)</w:t>
-            </w:r>
-          </w:p>
-        </w:tc>
-      </w:tr>
-      <w:tr>
-        <w:trPr>
-          <w:cantSplit/>
-        </w:trPr>
-        <w:tc>
-          <w:tcPr>
-            <w:tcW w:w="3619" w:type="dxa"/>
-            <w:vAlign w:val="center"/>
-          </w:tcPr>
-          <w:p>
-            <w:pPr>
-              <w:keepNext w:val="0"/>
-              <w:spacing w:line="240" w:lineRule="auto" w:before="20" w:after="20"/>
-              <w:ind w:firstLine="0"/>
-              <w:jc w:val="left"/>
-              <w:rPr>
-                <w:rFonts w:cs="Times New Roman"/>
-                <w:color w:val="000000"/>
-                <w:sz w:val="20"/>
-                <w:szCs w:val="20"/>
-                <w:lang w:eastAsia="en-US"/>
-              </w:rPr>
-            </w:pPr>
-            <w:r>
-              <w:rPr>
-                <w:rFonts w:cs="Times New Roman"/>
-                <w:color w:val="000000"/>
-                <w:sz w:val="20"/>
-                <w:szCs w:val="20"/>
-                <w:lang w:eastAsia="en-US"/>
-              </w:rPr>
-              <w:t>Design Phase 2</w:t>
-            </w:r>
-          </w:p>
-        </w:tc>
-        <w:tc>
-          <w:tcPr>
-            <w:tcW w:w="5407" w:type="dxa"/>
-            <w:vAlign w:val="center"/>
-          </w:tcPr>
-          <w:p>
-            <w:pPr>
-              <w:keepNext w:val="0"/>
-              <w:spacing w:line="240" w:lineRule="auto" w:before="20" w:after="20"/>
-              <w:ind w:firstLine="0"/>
-              <w:jc w:val="center"/>
-              <w:rPr>
-                <w:rFonts w:cs="Times New Roman"/>
-                <w:color w:val="000000"/>
-                <w:sz w:val="20"/>
-                <w:szCs w:val="20"/>
-                <w:lang w:eastAsia="en-US"/>
-              </w:rPr>
-            </w:pPr>
-            <w:r>
-              <w:rPr>
-                <w:rFonts w:cs="Times New Roman"/>
-                <w:color w:val="000000"/>
-                <w:sz w:val="20"/>
-                <w:szCs w:val="20"/>
-                <w:lang w:eastAsia="en-US"/>
-              </w:rPr>
-              <w:t>Gaussian process (Matern nu=2.5 + white noise; normalised log10 inputs; log10 RMSE output; 20 restarts), expected improvement, 8 points, minimum separation 0.15 (normalised). k_f and k_d length scales sat at the upper bound, so k_ORR was narrowed to the EI ridge (0.12-0.20) and k_f, k_d were stratified by Latin hypercube over [1,100]</w:t>
-            </w:r>
-          </w:p>
-        </w:tc>
-      </w:tr>
-      <w:tr>
-        <w:trPr>
-          <w:cantSplit/>
-        </w:trPr>
-        <w:tc>
-          <w:tcPr>
-            <w:tcW w:w="3619" w:type="dxa"/>
-            <w:vAlign w:val="center"/>
-          </w:tcPr>
-          <w:p>
-            <w:pPr>
-              <w:keepNext w:val="0"/>
-              <w:spacing w:line="240" w:lineRule="auto" w:before="20" w:after="20"/>
-              <w:ind w:firstLine="0"/>
-              <w:jc w:val="left"/>
-              <w:rPr>
-                <w:rFonts w:cs="Times New Roman"/>
-                <w:color w:val="000000"/>
-                <w:sz w:val="20"/>
-                <w:szCs w:val="20"/>
-                <w:lang w:eastAsia="en-US"/>
-              </w:rPr>
-            </w:pPr>
-            <w:r>
-              <w:rPr>
-                <w:rFonts w:cs="Times New Roman"/>
-                <w:color w:val="000000"/>
-                <w:sz w:val="20"/>
-                <w:szCs w:val="20"/>
-                <w:lang w:eastAsia="en-US"/>
-              </w:rPr>
-              <w:t>Design Phase 3</w:t>
-            </w:r>
-          </w:p>
-        </w:tc>
-        <w:tc>
-          <w:tcPr>
-            <w:tcW w:w="5407" w:type="dxa"/>
-            <w:vAlign w:val="center"/>
-          </w:tcPr>
-          <w:p>
-            <w:pPr>
-              <w:keepNext w:val="0"/>
-              <w:spacing w:line="240" w:lineRule="auto" w:before="20" w:after="20"/>
-              <w:ind w:firstLine="0"/>
-              <w:jc w:val="center"/>
-              <w:rPr>
-                <w:rFonts w:cs="Times New Roman"/>
-                <w:color w:val="000000"/>
-                <w:sz w:val="20"/>
-                <w:szCs w:val="20"/>
-                <w:lang w:eastAsia="en-US"/>
-              </w:rPr>
-            </w:pPr>
-            <w:r>
-              <w:rPr>
-                <w:rFonts w:cs="Times New Roman"/>
-                <w:color w:val="000000"/>
-                <w:sz w:val="20"/>
-                <w:szCs w:val="20"/>
-                <w:lang w:eastAsia="en-US"/>
-              </w:rPr>
-              <w:t>Same GP on log10 RMSE over all 20 evaluations; EI proposals; unresolved axes (k_f, k_d) stratified within a factor 3 of the current best point; 8 points</w:t>
-            </w:r>
-          </w:p>
-        </w:tc>
-      </w:tr>
-      <w:tr>
-        <w:trPr>
-          <w:cantSplit/>
-        </w:trPr>
-        <w:tc>
-          <w:tcPr>
-            <w:tcW w:w="3619" w:type="dxa"/>
-            <w:vAlign w:val="center"/>
-          </w:tcPr>
-          <w:p>
-            <w:pPr>
-              <w:keepNext w:val="0"/>
-              <w:spacing w:line="240" w:lineRule="auto" w:before="20" w:after="20"/>
-              <w:ind w:firstLine="0"/>
-              <w:jc w:val="left"/>
-              <w:rPr>
-                <w:rFonts w:cs="Times New Roman"/>
-                <w:color w:val="000000"/>
-                <w:sz w:val="20"/>
-                <w:szCs w:val="20"/>
-                <w:lang w:eastAsia="en-US"/>
-              </w:rPr>
-            </w:pPr>
-            <w:r>
-              <w:rPr>
-                <w:rFonts w:cs="Times New Roman"/>
-                <w:color w:val="000000"/>
-                <w:sz w:val="20"/>
-                <w:szCs w:val="20"/>
-                <w:lang w:eastAsia="en-US"/>
-              </w:rPr>
-              <w:t>Cost</w:t>
-            </w:r>
-          </w:p>
-        </w:tc>
-        <w:tc>
-          <w:tcPr>
-            <w:tcW w:w="5407" w:type="dxa"/>
-            <w:vAlign w:val="center"/>
-          </w:tcPr>
-          <w:p>
-            <w:pPr>
-              <w:keepNext w:val="0"/>
-              <w:spacing w:line="240" w:lineRule="auto" w:before="20" w:after="20"/>
-              <w:ind w:firstLine="0"/>
-              <w:jc w:val="center"/>
-              <w:rPr>
-                <w:rFonts w:cs="Times New Roman"/>
-                <w:color w:val="000000"/>
-                <w:sz w:val="20"/>
-                <w:szCs w:val="20"/>
-                <w:lang w:eastAsia="en-US"/>
-              </w:rPr>
-            </w:pPr>
-            <w:r>
-              <w:rPr>
-                <w:rFonts w:cs="Times New Roman"/>
-                <w:color w:val="000000"/>
-                <w:sz w:val="20"/>
-                <w:szCs w:val="20"/>
-                <w:lang w:eastAsia="en-US"/>
-              </w:rPr>
-              <w:t>4 cores per evaluation, about 20 min; 28 evaluations per repeat, 2 repeats</w:t>
+              <w:t>0.05%</w:t>
             </w:r>
           </w:p>
         </w:tc>

--- a/Supplementary_reorganized.docx
+++ b/Supplementary_reorganized.docx
@@ -15469,7 +15469,7 @@
         <w:jc w:val="both"/>
       </w:pPr>
       <w:r>
-        <w:t xml:space="preserve">Table S9 and Figure S9 report the mesh convergence study, and Table S10 compares adaptive and uniform meshes of similar size.</w:t>
+        <w:t>Table S9 and Figure S9 report the mesh convergence study, and Table S10 compares an adaptive mesh with a uniform mesh. Because the uniform mesh has the same 1 mm size everywhere, it places far fewer elements at the Zn-electrolyte interface (1 mm vs 0.1 mm) and under-resolves the oxygen gradient and the receding surface. It therefore has a larger error than the adaptive mesh even with fewer elements, which is why adaptive refinement at the interface was used.</w:t>
       </w:r>
     </w:p>
     <w:p>
@@ -15692,7 +15692,7 @@
         <w:jc w:val="both"/>
       </w:pPr>
       <w:r>
-        <w:t>where MassLoss_Li is the predicted mass loss for mesh level Li and MassLoss_Reference is the predicted mass loss for the reference mesh (21.25 million elements).</w:t>
+        <w:t>where MassLoss_Li is the predicted mass loss for mesh level Li and MassLoss_Reference is the predicted mass loss for the fine mesh (18.9 million elements).</w:t>
       </w:r>
     </w:p>
     <w:p>
@@ -15710,7 +15710,7 @@
           <w:sz w:val="20"/>
           <w:szCs w:val="20"/>
         </w:rPr>
-        <w:t>Table S</w:t>
+        <w:t>Table S9. Mesh convergence study showing the effect of mesh resolution on predicted 7-day mass loss. Relative errors are calculated with respect to the fine mesh (18.9 million elements).</w:t>
       </w:r>
       <w:r>
         <w:rPr>
@@ -15719,7 +15719,6 @@
           <w:sz w:val="20"/>
           <w:szCs w:val="20"/>
         </w:rPr>
-        <w:fldChar w:fldCharType="begin"/>
       </w:r>
       <w:r>
         <w:rPr>
@@ -15728,7 +15727,6 @@
           <w:sz w:val="20"/>
           <w:szCs w:val="20"/>
         </w:rPr>
-        <w:instrText xml:space="preserve"> SEQ Table \* ARABIC </w:instrText>
       </w:r>
       <w:r>
         <w:rPr>
@@ -15737,7 +15735,6 @@
           <w:sz w:val="20"/>
           <w:szCs w:val="20"/>
         </w:rPr>
-        <w:fldChar w:fldCharType="separate"/>
       </w:r>
       <w:r>
         <w:rPr>
@@ -15747,7 +15744,6 @@
           <w:sz w:val="20"/>
           <w:szCs w:val="20"/>
         </w:rPr>
-        <w:t>9</w:t>
       </w:r>
       <w:r>
         <w:rPr>
@@ -15757,7 +15753,6 @@
           <w:sz w:val="20"/>
           <w:szCs w:val="20"/>
         </w:rPr>
-        <w:fldChar w:fldCharType="end"/>
       </w:r>
       <w:r>
         <w:rPr>
@@ -15766,7 +15761,6 @@
           <w:sz w:val="20"/>
           <w:szCs w:val="20"/>
         </w:rPr>
-        <w:t xml:space="preserve">.</w:t>
       </w:r>
       <w:r>
         <w:rPr>
@@ -15774,7 +15768,6 @@
           <w:sz w:val="20"/>
           <w:szCs w:val="20"/>
         </w:rPr>
-        <w:t xml:space="preserve"> </w:t>
       </w:r>
       <w:r>
         <w:rPr>
@@ -15782,7 +15775,6 @@
           <w:sz w:val="20"/>
           <w:szCs w:val="20"/>
         </w:rPr>
-        <w:t xml:space="preserve">Mesh convergence study showing the effect of mesh resolution on predicted </w:t>
       </w:r>
       <w:r>
         <w:rPr>
@@ -15790,7 +15782,6 @@
           <w:sz w:val="20"/>
           <w:szCs w:val="20"/>
         </w:rPr>
-        <w:t>7</w:t>
       </w:r>
       <w:r>
         <w:rPr>
@@ -15798,7 +15789,6 @@
           <w:sz w:val="20"/>
           <w:szCs w:val="20"/>
         </w:rPr>
-        <w:t>-day mass loss. Relative errors are calculated with respect to the reference mesh (21.25 million elements).</w:t>
       </w:r>
     </w:p>
     <w:tbl>
@@ -16064,7 +16054,7 @@
                 <w:szCs w:val="20"/>
                 <w:lang w:eastAsia="en-US"/>
               </w:rPr>
-              <w:t>1.439</w:t>
+              <w:t>0.0240</w:t>
             </w:r>
           </w:p>
         </w:tc>
@@ -16094,7 +16084,7 @@
                 <w:szCs w:val="20"/>
                 <w:lang w:eastAsia="en-US"/>
               </w:rPr>
-              <w:t xml:space="preserve">1465.8</w:t>
+              <w:t>-87.2</w:t>
             </w:r>
           </w:p>
         </w:tc>
@@ -16189,7 +16179,7 @@
                 <w:szCs w:val="20"/>
                 <w:lang w:eastAsia="en-US"/>
               </w:rPr>
-              <w:t>0.4977</w:t>
+              <w:t>0.1387</w:t>
             </w:r>
           </w:p>
         </w:tc>
@@ -16219,7 +16209,7 @@
                 <w:szCs w:val="20"/>
                 <w:lang w:eastAsia="en-US"/>
               </w:rPr>
-              <w:t xml:space="preserve">441.6</w:t>
+              <w:t>-26.2</w:t>
             </w:r>
           </w:p>
         </w:tc>
@@ -16314,7 +16304,7 @@
                 <w:szCs w:val="20"/>
                 <w:lang w:eastAsia="en-US"/>
               </w:rPr>
-              <w:t>0.1633</w:t>
+              <w:t>0.1794</w:t>
             </w:r>
           </w:p>
         </w:tc>
@@ -16344,7 +16334,7 @@
                 <w:szCs w:val="20"/>
                 <w:lang w:eastAsia="en-US"/>
               </w:rPr>
-              <w:t>77.7</w:t>
+              <w:t>-4.6</w:t>
             </w:r>
           </w:p>
         </w:tc>
@@ -16439,7 +16429,7 @@
                 <w:szCs w:val="20"/>
                 <w:lang w:eastAsia="en-US"/>
               </w:rPr>
-              <w:t>0.1208</w:t>
+              <w:t>0.1846</w:t>
             </w:r>
           </w:p>
         </w:tc>
@@ -16469,7 +16459,7 @@
                 <w:szCs w:val="20"/>
                 <w:lang w:eastAsia="en-US"/>
               </w:rPr>
-              <w:t>31.4</w:t>
+              <w:t>-1.8</w:t>
             </w:r>
           </w:p>
         </w:tc>
@@ -16564,7 +16554,7 @@
                 <w:szCs w:val="20"/>
                 <w:lang w:eastAsia="en-US"/>
               </w:rPr>
-              <w:t>0.1002</w:t>
+              <w:t>0.1871</w:t>
             </w:r>
           </w:p>
         </w:tc>
@@ -16594,7 +16584,7 @@
                 <w:szCs w:val="20"/>
                 <w:lang w:eastAsia="en-US"/>
               </w:rPr>
-              <w:t>9.0</w:t>
+              <w:t>-0.5</w:t>
             </w:r>
           </w:p>
         </w:tc>
@@ -16689,7 +16679,7 @@
                 <w:szCs w:val="20"/>
                 <w:lang w:eastAsia="en-US"/>
               </w:rPr>
-              <w:t>0.0927</w:t>
+              <w:t>0.1880</w:t>
             </w:r>
           </w:p>
         </w:tc>
@@ -16702,141 +16692,6 @@
           <w:p>
             <w:pPr>
               <w:keepNext/>
-              <w:spacing w:line="240" w:lineRule="auto" w:before="20" w:after="20"/>
-              <w:ind w:firstLine="0"/>
-              <w:jc w:val="center"/>
-              <w:rPr>
-                <w:rFonts w:cs="Times New Roman"/>
-                <w:sz w:val="22"/>
-                <w:szCs w:val="22"/>
-                <w:lang w:eastAsia="en-US"/>
-              </w:rPr>
-            </w:pPr>
-            <w:r>
-              <w:rPr>
-                <w:rFonts w:cs="Times New Roman"/>
-                <w:sz w:val="20"/>
-                <w:szCs w:val="20"/>
-                <w:lang w:eastAsia="en-US"/>
-              </w:rPr>
-              <w:t xml:space="preserve">0.87</w:t>
-            </w:r>
-          </w:p>
-        </w:tc>
-      </w:tr>
-      <w:tr>
-        <w:trPr>
-          <w:cantSplit/>
-        </w:trPr>
-        <w:tc>
-          <w:tcPr>
-            <w:tcW w:w="2157" w:type="dxa"/>
-            <w:noWrap/>
-            <w:vAlign w:val="center"/>
-          </w:tcPr>
-          <w:p>
-            <w:pPr>
-              <w:keepNext w:val="0"/>
-              <w:spacing w:line="240" w:lineRule="auto" w:before="20" w:after="20"/>
-              <w:ind w:firstLine="0"/>
-              <w:jc w:val="left"/>
-              <w:rPr>
-                <w:rFonts w:cs="Times New Roman"/>
-                <w:sz w:val="22"/>
-                <w:szCs w:val="22"/>
-                <w:lang w:eastAsia="en-US"/>
-              </w:rPr>
-            </w:pPr>
-            <w:r>
-              <w:rPr>
-                <w:rFonts w:cs="Times New Roman"/>
-                <w:sz w:val="20"/>
-                <w:szCs w:val="20"/>
-                <w:lang w:eastAsia="en-US"/>
-              </w:rPr>
-              <w:lastRenderedPageBreak/>
-              <w:t>Reference</w:t>
-            </w:r>
-          </w:p>
-        </w:tc>
-        <w:tc>
-          <w:tcPr>
-            <w:tcW w:w="2144" w:type="dxa"/>
-            <w:noWrap/>
-            <w:vAlign w:val="center"/>
-          </w:tcPr>
-          <w:p>
-            <w:pPr>
-              <w:keepNext w:val="0"/>
-              <w:spacing w:line="240" w:lineRule="auto" w:before="20" w:after="20"/>
-              <w:ind w:firstLine="0"/>
-              <w:jc w:val="center"/>
-              <w:rPr>
-                <w:rFonts w:cs="Times New Roman"/>
-                <w:sz w:val="22"/>
-                <w:szCs w:val="22"/>
-                <w:lang w:eastAsia="en-US"/>
-              </w:rPr>
-            </w:pPr>
-            <w:r>
-              <w:rPr>
-                <w:rFonts w:cs="Times New Roman"/>
-                <w:sz w:val="20"/>
-                <w:szCs w:val="20"/>
-                <w:lang w:eastAsia="en-US"/>
-              </w:rPr>
-              <w:t>21</w:t>
-            </w:r>
-            <w:r>
-              <w:rPr>
-                <w:rFonts w:cs="Times New Roman"/>
-                <w:sz w:val="20"/>
-                <w:szCs w:val="20"/>
-                <w:lang w:eastAsia="en-US"/>
-              </w:rPr>
-              <w:t>245,850</w:t>
-            </w:r>
-          </w:p>
-        </w:tc>
-        <w:tc>
-          <w:tcPr>
-            <w:tcW w:w="2171" w:type="dxa"/>
-            <w:noWrap/>
-            <w:vAlign w:val="center"/>
-          </w:tcPr>
-          <w:p>
-            <w:pPr>
-              <w:keepNext w:val="0"/>
-              <w:spacing w:line="240" w:lineRule="auto" w:before="20" w:after="20"/>
-              <w:ind w:firstLine="0"/>
-              <w:jc w:val="center"/>
-              <w:rPr>
-                <w:rFonts w:cs="Times New Roman"/>
-                <w:sz w:val="22"/>
-                <w:szCs w:val="22"/>
-                <w:lang w:eastAsia="en-US"/>
-              </w:rPr>
-            </w:pPr>
-            <w:r>
-              <w:rPr>
-                <w:rFonts w:cs="Times New Roman"/>
-                <w:sz w:val="20"/>
-                <w:szCs w:val="20"/>
-                <w:lang w:eastAsia="en-US"/>
-              </w:rPr>
-              <w:t>0.0919</w:t>
-            </w:r>
-          </w:p>
-        </w:tc>
-        <w:tc>
-          <w:tcPr>
-            <w:tcW w:w="2554" w:type="dxa"/>
-            <w:noWrap/>
-            <w:vAlign w:val="center"/>
-          </w:tcPr>
-          <w:p>
-            <w:pPr>
-              <w:keepNext w:val="0"/>
               <w:spacing w:line="240" w:lineRule="auto" w:before="20" w:after="20"/>
               <w:ind w:firstLine="0"/>
               <w:jc w:val="center"/>
@@ -16875,7 +16730,7 @@
           <w:sz w:val="20"/>
           <w:szCs w:val="20"/>
         </w:rPr>
-        <w:t>Table S</w:t>
+        <w:t>Table S10. Comparison between an adaptive mesh (hmin = 0.1 mm, hmax = 2 mm) and a uniform mesh (1 mm everywhere).</w:t>
       </w:r>
       <w:r>
         <w:rPr>
@@ -16884,7 +16739,6 @@
           <w:sz w:val="20"/>
           <w:szCs w:val="20"/>
         </w:rPr>
-        <w:fldChar w:fldCharType="begin"/>
       </w:r>
       <w:r>
         <w:rPr>
@@ -16893,7 +16747,6 @@
           <w:sz w:val="20"/>
           <w:szCs w:val="20"/>
         </w:rPr>
-        <w:instrText xml:space="preserve"> SEQ Table \* ARABIC </w:instrText>
       </w:r>
       <w:r>
         <w:rPr>
@@ -16902,7 +16755,6 @@
           <w:sz w:val="20"/>
           <w:szCs w:val="20"/>
         </w:rPr>
-        <w:fldChar w:fldCharType="separate"/>
       </w:r>
       <w:r>
         <w:rPr>
@@ -16912,7 +16764,6 @@
           <w:sz w:val="20"/>
           <w:szCs w:val="20"/>
         </w:rPr>
-        <w:t>10</w:t>
       </w:r>
       <w:r>
         <w:rPr>
@@ -16922,7 +16773,6 @@
           <w:sz w:val="20"/>
           <w:szCs w:val="20"/>
         </w:rPr>
-        <w:fldChar w:fldCharType="end"/>
       </w:r>
       <w:r>
         <w:rPr>
@@ -16931,7 +16781,6 @@
           <w:sz w:val="20"/>
           <w:szCs w:val="20"/>
         </w:rPr>
-        <w:t xml:space="preserve">.</w:t>
       </w:r>
       <w:r>
         <w:rPr>
@@ -16939,7 +16788,6 @@
           <w:sz w:val="20"/>
           <w:szCs w:val="20"/>
         </w:rPr>
-        <w:t xml:space="preserve"> </w:t>
       </w:r>
       <w:r>
         <w:rPr>
@@ -16947,7 +16795,6 @@
           <w:sz w:val="20"/>
           <w:szCs w:val="20"/>
         </w:rPr>
-        <w:t>Comparison between adaptive and uniform meshes at approximately 800,000 elements.</w:t>
       </w:r>
     </w:p>
     <w:tbl>
@@ -17190,7 +17037,7 @@
                 <w:szCs w:val="20"/>
                 <w:lang w:eastAsia="en-US"/>
               </w:rPr>
-              <w:t>Uniform Mesh</w:t>
+              <w:t>Uniform (1 mm)</w:t>
             </w:r>
           </w:p>
         </w:tc>
@@ -17220,7 +17067,7 @@
                 <w:szCs w:val="20"/>
                 <w:lang w:eastAsia="en-US"/>
               </w:rPr>
-              <w:t>799,520</w:t>
+              <w:t>~229,000</w:t>
             </w:r>
           </w:p>
         </w:tc>
@@ -17250,7 +17097,7 @@
                 <w:szCs w:val="20"/>
                 <w:lang w:eastAsia="en-US"/>
               </w:rPr>
-              <w:t>2.8561</w:t>
+              <w:t>0.0415</w:t>
             </w:r>
           </w:p>
         </w:tc>
@@ -17280,7 +17127,7 @@
                 <w:szCs w:val="20"/>
                 <w:lang w:eastAsia="en-US"/>
               </w:rPr>
-              <w:t xml:space="preserve">3007.8</w:t>
+              <w:t>-77.9</w:t>
             </w:r>
           </w:p>
         </w:tc>
@@ -17345,7 +17192,7 @@
                 <w:szCs w:val="20"/>
                 <w:lang w:eastAsia="en-US"/>
               </w:rPr>
-              <w:t>Adaptive Mesh</w:t>
+              <w:t>Adaptive (hmin 0.1 mm, hmax 2 mm)</w:t>
             </w:r>
           </w:p>
         </w:tc>
@@ -17405,7 +17252,7 @@
                 <w:szCs w:val="20"/>
                 <w:lang w:eastAsia="en-US"/>
               </w:rPr>
-              <w:t>0.4977</w:t>
+              <w:t>0.1387</w:t>
             </w:r>
           </w:p>
         </w:tc>
@@ -17435,7 +17282,7 @@
                 <w:szCs w:val="20"/>
                 <w:lang w:eastAsia="en-US"/>
               </w:rPr>
-              <w:t>441.6</w:t>
+              <w:t>-26.2</w:t>
             </w:r>
           </w:p>
         </w:tc>
@@ -17465,7 +17312,7 @@
                 <w:szCs w:val="20"/>
                 <w:lang w:eastAsia="en-US"/>
               </w:rPr>
-              <w:t>0.8532</w:t>
+              <w:t>0.663</w:t>
             </w:r>
           </w:p>
         </w:tc>
@@ -17500,7 +17347,7 @@
                 <w:szCs w:val="20"/>
                 <w:lang w:eastAsia="en-US"/>
               </w:rPr>
-              <w:t>Reference Mesh</w:t>
+              <w:t>Fine mesh (reference)</w:t>
             </w:r>
           </w:p>
         </w:tc>
@@ -17530,16 +17377,15 @@
                 <w:szCs w:val="20"/>
                 <w:lang w:eastAsia="en-US"/>
               </w:rPr>
-              <w:t>21</w:t>
-            </w:r>
-            <w:r>
-              <w:rPr>
-                <w:rFonts w:cs="Times New Roman"/>
-                <w:sz w:val="20"/>
-                <w:szCs w:val="20"/>
-                <w:lang w:eastAsia="en-US"/>
-              </w:rPr>
-              <w:t>245,850</w:t>
+              <w:t>18,864,900</w:t>
+            </w:r>
+            <w:r>
+              <w:rPr>
+                <w:rFonts w:cs="Times New Roman"/>
+                <w:sz w:val="20"/>
+                <w:szCs w:val="20"/>
+                <w:lang w:eastAsia="en-US"/>
+              </w:rPr>
             </w:r>
           </w:p>
         </w:tc>
@@ -17569,7 +17415,7 @@
                 <w:szCs w:val="20"/>
                 <w:lang w:eastAsia="en-US"/>
               </w:rPr>
-              <w:t>0.0919</w:t>
+              <w:t>0.1880</w:t>
             </w:r>
           </w:p>
         </w:tc>
@@ -17705,7 +17551,7 @@
           <w:sz w:val="20"/>
           <w:szCs w:val="20"/>
         </w:rPr>
-        <w:t>Figure S</w:t>
+        <w:t>Figure S9. Mesh convergence analysis showing (a) predicted mass loss and (b) relative error as a function of mesh density. Predictions converged with mesh refinement, with &lt;1% difference between the two finest meshes.</w:t>
       </w:r>
       <w:r>
         <w:rPr>
@@ -17714,7 +17560,6 @@
           <w:sz w:val="20"/>
           <w:szCs w:val="20"/>
         </w:rPr>
-        <w:fldChar w:fldCharType="begin"/>
       </w:r>
       <w:r>
         <w:rPr>
@@ -17723,7 +17568,6 @@
           <w:sz w:val="20"/>
           <w:szCs w:val="20"/>
         </w:rPr>
-        <w:instrText xml:space="preserve"> SEQ Figure \* ARABIC </w:instrText>
       </w:r>
       <w:r>
         <w:rPr>
@@ -17732,7 +17576,6 @@
           <w:sz w:val="20"/>
           <w:szCs w:val="20"/>
         </w:rPr>
-        <w:fldChar w:fldCharType="separate"/>
       </w:r>
       <w:r>
         <w:rPr>
@@ -17742,7 +17585,6 @@
           <w:sz w:val="20"/>
           <w:szCs w:val="20"/>
         </w:rPr>
-        <w:t>9</w:t>
       </w:r>
       <w:r>
         <w:rPr>
@@ -17751,7 +17593,6 @@
           <w:sz w:val="20"/>
           <w:szCs w:val="20"/>
         </w:rPr>
-        <w:fldChar w:fldCharType="end"/>
       </w:r>
       <w:r>
         <w:rPr>
@@ -17760,7 +17601,6 @@
           <w:sz w:val="20"/>
           <w:szCs w:val="20"/>
         </w:rPr>
-        <w:t xml:space="preserve">.</w:t>
       </w:r>
       <w:r>
         <w:rPr>
@@ -17768,7 +17608,6 @@
           <w:sz w:val="20"/>
           <w:szCs w:val="20"/>
         </w:rPr>
-        <w:t xml:space="preserve"> </w:t>
       </w:r>
       <w:r>
         <w:rPr>
@@ -17776,7 +17615,6 @@
           <w:sz w:val="20"/>
           <w:szCs w:val="20"/>
         </w:rPr>
-        <w:t>Mesh convergence analysis showing (a) predicted mass loss and (b) relative error as a function of mesh density. Predictions converged with mesh refinement, with &lt;1% error for the final mesh.</w:t>
       </w:r>
     </w:p>
     <w:p>

--- a/Supplementary_reorganized.docx
+++ b/Supplementary_reorganized.docx
@@ -15692,7 +15692,7 @@
         <w:jc w:val="both"/>
       </w:pPr>
       <w:r>
-        <w:t>where MassLoss_Li is the predicted mass loss for mesh level Li and MassLoss_Reference is the predicted mass loss for the fine mesh (18.9 million elements).</w:t>
+        <w:t>where MassLoss_Li is the predicted mass loss for mesh level Li and MassLoss_Reference is the predicted mass loss for the 18.9 million-element mesh (L6).</w:t>
       </w:r>
     </w:p>
     <w:p>
@@ -15710,7 +15710,7 @@
           <w:sz w:val="20"/>
           <w:szCs w:val="20"/>
         </w:rPr>
-        <w:t>Table S9. Mesh convergence study showing the effect of mesh resolution on predicted 7-day mass loss. Relative errors are calculated with respect to the fine mesh (18.9 million elements).</w:t>
+        <w:t>Table S9. Mesh convergence study showing the effect of mesh resolution on predicted 7-day mass loss. Relative errors are calculated with respect to the 18.9 million-element mesh (L6); the 21.25 million-element reference mesh is listed for comparison.</w:t>
       </w:r>
       <w:r>
         <w:rPr>
@@ -16709,7 +16709,132 @@
                 <w:szCs w:val="20"/>
                 <w:lang w:eastAsia="en-US"/>
               </w:rPr>
-              <w:t>—</w:t>
+              <w:t>reference</w:t>
+            </w:r>
+          </w:p>
+        </w:tc>
+      </w:tr>
+      <w:tr>
+        <w:trPr>
+          <w:cantSplit/>
+        </w:trPr>
+        <w:tc>
+          <w:tcPr>
+            <w:tcW w:w="2157" w:type="dxa"/>
+            <w:noWrap/>
+            <w:vAlign w:val="center"/>
+          </w:tcPr>
+          <w:p>
+            <w:pPr>
+              <w:keepNext/>
+              <w:spacing w:line="240" w:lineRule="auto" w:before="20" w:after="20"/>
+              <w:ind w:firstLine="0"/>
+              <w:jc w:val="left"/>
+              <w:rPr>
+                <w:rFonts w:cs="Times New Roman"/>
+                <w:sz w:val="22"/>
+                <w:szCs w:val="22"/>
+                <w:lang w:eastAsia="en-US"/>
+              </w:rPr>
+            </w:pPr>
+            <w:r>
+              <w:rPr>
+                <w:rFonts w:cs="Times New Roman"/>
+                <w:sz w:val="20"/>
+                <w:szCs w:val="20"/>
+                <w:lang w:eastAsia="en-US"/>
+              </w:rPr>
+              <w:t>Reference</w:t>
+            </w:r>
+          </w:p>
+        </w:tc>
+        <w:tc>
+          <w:tcPr>
+            <w:tcW w:w="2144" w:type="dxa"/>
+            <w:noWrap/>
+            <w:vAlign w:val="center"/>
+          </w:tcPr>
+          <w:p>
+            <w:pPr>
+              <w:keepNext/>
+              <w:spacing w:line="240" w:lineRule="auto" w:before="20" w:after="20"/>
+              <w:ind w:firstLine="0"/>
+              <w:jc w:val="center"/>
+              <w:rPr>
+                <w:rFonts w:cs="Times New Roman"/>
+                <w:sz w:val="22"/>
+                <w:szCs w:val="22"/>
+                <w:lang w:eastAsia="en-US"/>
+              </w:rPr>
+            </w:pPr>
+            <w:r>
+              <w:rPr>
+                <w:rFonts w:cs="Times New Roman"/>
+                <w:sz w:val="20"/>
+                <w:szCs w:val="20"/>
+                <w:lang w:eastAsia="en-US"/>
+              </w:rPr>
+              <w:t>21,245,850</w:t>
+            </w:r>
+          </w:p>
+        </w:tc>
+        <w:tc>
+          <w:tcPr>
+            <w:tcW w:w="2171" w:type="dxa"/>
+            <w:noWrap/>
+            <w:vAlign w:val="center"/>
+          </w:tcPr>
+          <w:p>
+            <w:pPr>
+              <w:keepNext/>
+              <w:spacing w:line="240" w:lineRule="auto" w:before="20" w:after="20"/>
+              <w:ind w:firstLine="0"/>
+              <w:jc w:val="center"/>
+              <w:rPr>
+                <w:rFonts w:cs="Times New Roman"/>
+                <w:sz w:val="22"/>
+                <w:szCs w:val="22"/>
+                <w:lang w:eastAsia="en-US"/>
+              </w:rPr>
+            </w:pPr>
+            <w:r>
+              <w:rPr>
+                <w:rFonts w:cs="Times New Roman"/>
+                <w:sz w:val="20"/>
+                <w:szCs w:val="20"/>
+                <w:lang w:eastAsia="en-US"/>
+              </w:rPr>
+              <w:t>0.1864</w:t>
+            </w:r>
+          </w:p>
+        </w:tc>
+        <w:tc>
+          <w:tcPr>
+            <w:tcW w:w="2554" w:type="dxa"/>
+            <w:noWrap/>
+            <w:vAlign w:val="center"/>
+          </w:tcPr>
+          <w:p>
+            <w:pPr>
+              <w:keepNext/>
+              <w:spacing w:line="240" w:lineRule="auto" w:before="20" w:after="20"/>
+              <w:ind w:firstLine="0"/>
+              <w:jc w:val="center"/>
+              <w:rPr>
+                <w:rFonts w:cs="Times New Roman"/>
+                <w:sz w:val="22"/>
+                <w:szCs w:val="22"/>
+                <w:lang w:eastAsia="en-US"/>
+              </w:rPr>
+            </w:pPr>
+            <w:r>
+              <w:rPr>
+                <w:rFonts w:cs="Times New Roman"/>
+                <w:sz w:val="20"/>
+                <w:szCs w:val="20"/>
+                <w:lang w:eastAsia="en-US"/>
+              </w:rPr>
+              <w:t>-0.9</w:t>
             </w:r>
           </w:p>
         </w:tc>
